--- a/Requerimientos/parte nicolas.docx
+++ b/Requerimientos/parte nicolas.docx
@@ -192,6 +192,13 @@
                 <w:sz w:val="24"/>
               </w:rPr>
             </w:pPr>
+            <w:r>
+              <w:rPr>
+                <w:rFonts w:ascii="Times New Roman" w:hAnsi="Times New Roman" w:cs="Times New Roman"/>
+                <w:sz w:val="24"/>
+              </w:rPr>
+              <w:t>ID del local en donde se trabaja</w:t>
+            </w:r>
           </w:p>
         </w:tc>
       </w:tr>
@@ -269,6 +276,13 @@
                 <w:sz w:val="24"/>
               </w:rPr>
             </w:pPr>
+            <w:r>
+              <w:rPr>
+                <w:rFonts w:ascii="Times New Roman" w:hAnsi="Times New Roman" w:cs="Times New Roman"/>
+                <w:sz w:val="24"/>
+              </w:rPr>
+              <w:t>Nombre del local</w:t>
+            </w:r>
           </w:p>
         </w:tc>
       </w:tr>
@@ -346,6 +360,13 @@
                 <w:sz w:val="24"/>
               </w:rPr>
             </w:pPr>
+            <w:r>
+              <w:rPr>
+                <w:rFonts w:ascii="Times New Roman" w:hAnsi="Times New Roman" w:cs="Times New Roman"/>
+                <w:sz w:val="24"/>
+              </w:rPr>
+              <w:t>Dirección del local</w:t>
+            </w:r>
           </w:p>
         </w:tc>
       </w:tr>
@@ -423,6 +444,13 @@
                 <w:sz w:val="24"/>
               </w:rPr>
             </w:pPr>
+            <w:r>
+              <w:rPr>
+                <w:rFonts w:ascii="Times New Roman" w:hAnsi="Times New Roman" w:cs="Times New Roman"/>
+                <w:sz w:val="24"/>
+              </w:rPr>
+              <w:t>Teléfono fijo del local</w:t>
+            </w:r>
           </w:p>
         </w:tc>
       </w:tr>
@@ -500,6 +528,29 @@
                 <w:sz w:val="24"/>
               </w:rPr>
             </w:pPr>
+            <w:r>
+              <w:rPr>
+                <w:rFonts w:ascii="Times New Roman" w:hAnsi="Times New Roman" w:cs="Times New Roman"/>
+                <w:sz w:val="24"/>
+              </w:rPr>
+              <w:t xml:space="preserve">Ciudad en donde </w:t>
+            </w:r>
+            <w:proofErr w:type="spellStart"/>
+            <w:r>
+              <w:rPr>
+                <w:rFonts w:ascii="Times New Roman" w:hAnsi="Times New Roman" w:cs="Times New Roman"/>
+                <w:sz w:val="24"/>
+              </w:rPr>
+              <w:t>esta</w:t>
+            </w:r>
+            <w:proofErr w:type="spellEnd"/>
+            <w:r>
+              <w:rPr>
+                <w:rFonts w:ascii="Times New Roman" w:hAnsi="Times New Roman" w:cs="Times New Roman"/>
+                <w:sz w:val="24"/>
+              </w:rPr>
+              <w:t xml:space="preserve"> el local</w:t>
+            </w:r>
           </w:p>
         </w:tc>
       </w:tr>
@@ -712,6 +763,13 @@
                 <w:sz w:val="24"/>
               </w:rPr>
             </w:pPr>
+            <w:r>
+              <w:rPr>
+                <w:rFonts w:ascii="Times New Roman" w:hAnsi="Times New Roman" w:cs="Times New Roman"/>
+                <w:sz w:val="24"/>
+              </w:rPr>
+              <w:t>Id de los clientes</w:t>
+            </w:r>
           </w:p>
         </w:tc>
       </w:tr>
@@ -789,6 +847,13 @@
                 <w:sz w:val="24"/>
               </w:rPr>
             </w:pPr>
+            <w:r>
+              <w:rPr>
+                <w:rFonts w:ascii="Times New Roman" w:hAnsi="Times New Roman" w:cs="Times New Roman"/>
+                <w:sz w:val="24"/>
+              </w:rPr>
+              <w:t>Nombre del cliente</w:t>
+            </w:r>
           </w:p>
         </w:tc>
       </w:tr>
@@ -864,6 +929,13 @@
                 <w:sz w:val="24"/>
               </w:rPr>
             </w:pPr>
+            <w:r>
+              <w:rPr>
+                <w:rFonts w:ascii="Times New Roman" w:hAnsi="Times New Roman" w:cs="Times New Roman"/>
+                <w:sz w:val="24"/>
+              </w:rPr>
+              <w:t>Fecha en la que nació el usuario</w:t>
+            </w:r>
           </w:p>
         </w:tc>
       </w:tr>
@@ -941,6 +1013,13 @@
                 <w:sz w:val="24"/>
               </w:rPr>
             </w:pPr>
+            <w:r>
+              <w:rPr>
+                <w:rFonts w:ascii="Times New Roman" w:hAnsi="Times New Roman" w:cs="Times New Roman"/>
+                <w:sz w:val="24"/>
+              </w:rPr>
+              <w:t>Teléfono del cliente</w:t>
+            </w:r>
           </w:p>
         </w:tc>
       </w:tr>
@@ -1018,6 +1097,13 @@
                 <w:sz w:val="24"/>
               </w:rPr>
             </w:pPr>
+            <w:r>
+              <w:rPr>
+                <w:rFonts w:ascii="Times New Roman" w:hAnsi="Times New Roman" w:cs="Times New Roman"/>
+                <w:sz w:val="24"/>
+              </w:rPr>
+              <w:t>Correo de contacto del cliente</w:t>
+            </w:r>
           </w:p>
         </w:tc>
       </w:tr>
@@ -1095,6 +1181,13 @@
                 <w:sz w:val="24"/>
               </w:rPr>
             </w:pPr>
+            <w:r>
+              <w:rPr>
+                <w:rFonts w:ascii="Times New Roman" w:hAnsi="Times New Roman" w:cs="Times New Roman"/>
+                <w:sz w:val="24"/>
+              </w:rPr>
+              <w:t>Edad del cliente (mayor de edad)</w:t>
+            </w:r>
           </w:p>
         </w:tc>
       </w:tr>
@@ -1248,7 +1341,11 @@
           <w:tcPr>
             <w:tcW w:w="7194" w:type="dxa"/>
           </w:tcPr>
-          <w:p/>
+          <w:p>
+            <w:r>
+              <w:t>Id de la cita agendada</w:t>
+            </w:r>
+          </w:p>
         </w:tc>
       </w:tr>
       <w:tr>
@@ -1286,7 +1383,11 @@
           <w:tcPr>
             <w:tcW w:w="7194" w:type="dxa"/>
           </w:tcPr>
-          <w:p/>
+          <w:p>
+            <w:r>
+              <w:t>Fecha de la cita</w:t>
+            </w:r>
+          </w:p>
         </w:tc>
       </w:tr>
       <w:tr>
@@ -1326,7 +1427,11 @@
           <w:tcPr>
             <w:tcW w:w="7194" w:type="dxa"/>
           </w:tcPr>
-          <w:p/>
+          <w:p>
+            <w:r>
+              <w:t>Hora asignada a la cita</w:t>
+            </w:r>
+          </w:p>
         </w:tc>
       </w:tr>
       <w:tr>
@@ -1344,106 +1449,117 @@
           <w:tcPr>
             <w:tcW w:w="1459" w:type="dxa"/>
           </w:tcPr>
-          <w:p>
+          <w:p/>
+        </w:tc>
+        <w:tc>
+          <w:tcPr>
+            <w:tcW w:w="1417" w:type="dxa"/>
+          </w:tcPr>
+          <w:p>
+            <w:r>
+              <w:t>bit</w:t>
+            </w:r>
+          </w:p>
+        </w:tc>
+        <w:tc>
+          <w:tcPr>
+            <w:tcW w:w="7194" w:type="dxa"/>
+          </w:tcPr>
+          <w:p>
+            <w:r>
+              <w:t>Estado de la cita</w:t>
+            </w:r>
+          </w:p>
+        </w:tc>
+      </w:tr>
+      <w:tr>
+        <w:tc>
+          <w:tcPr>
+            <w:tcW w:w="3356" w:type="dxa"/>
+          </w:tcPr>
+          <w:p>
+            <w:r>
+              <w:t>FK id cliente</w:t>
+            </w:r>
+          </w:p>
+        </w:tc>
+        <w:tc>
+          <w:tcPr>
+            <w:tcW w:w="1459" w:type="dxa"/>
+          </w:tcPr>
+          <w:p>
+            <w:r>
+              <w:t>30</w:t>
+            </w:r>
+          </w:p>
+        </w:tc>
+        <w:tc>
+          <w:tcPr>
+            <w:tcW w:w="1417" w:type="dxa"/>
+          </w:tcPr>
+          <w:p>
+            <w:proofErr w:type="spellStart"/>
+            <w:r>
+              <w:t>Int</w:t>
+            </w:r>
+            <w:proofErr w:type="spellEnd"/>
+          </w:p>
+        </w:tc>
+        <w:tc>
+          <w:tcPr>
+            <w:tcW w:w="7194" w:type="dxa"/>
+          </w:tcPr>
+          <w:p>
+            <w:r>
+              <w:t>ID del cliente al que pertenece la cita</w:t>
+            </w:r>
+          </w:p>
+        </w:tc>
+      </w:tr>
+      <w:tr>
+        <w:tc>
+          <w:tcPr>
+            <w:tcW w:w="3356" w:type="dxa"/>
+          </w:tcPr>
+          <w:p>
+            <w:r>
+              <w:t>FK id servicio</w:t>
+            </w:r>
+          </w:p>
+        </w:tc>
+        <w:tc>
+          <w:tcPr>
+            <w:tcW w:w="1459" w:type="dxa"/>
+          </w:tcPr>
+          <w:p>
+            <w:r>
+              <w:t>30</w:t>
+            </w:r>
+          </w:p>
+        </w:tc>
+        <w:tc>
+          <w:tcPr>
+            <w:tcW w:w="1417" w:type="dxa"/>
+          </w:tcPr>
+          <w:p>
+            <w:proofErr w:type="spellStart"/>
+            <w:r>
+              <w:t>int</w:t>
+            </w:r>
+            <w:proofErr w:type="spellEnd"/>
+          </w:p>
+        </w:tc>
+        <w:tc>
+          <w:tcPr>
+            <w:tcW w:w="7194" w:type="dxa"/>
+          </w:tcPr>
+          <w:p>
+            <w:r>
+              <w:t>ID del servicio que se va a prestar</w:t>
+            </w:r>
             <w:bookmarkStart w:id="0" w:name="_GoBack"/>
             <w:bookmarkEnd w:id="0"/>
           </w:p>
-        </w:tc>
-        <w:tc>
-          <w:tcPr>
-            <w:tcW w:w="1417" w:type="dxa"/>
-          </w:tcPr>
-          <w:p>
-            <w:r>
-              <w:t>bit</w:t>
-            </w:r>
-          </w:p>
-        </w:tc>
-        <w:tc>
-          <w:tcPr>
-            <w:tcW w:w="7194" w:type="dxa"/>
-          </w:tcPr>
-          <w:p/>
-        </w:tc>
-      </w:tr>
-      <w:tr>
-        <w:tc>
-          <w:tcPr>
-            <w:tcW w:w="3356" w:type="dxa"/>
-          </w:tcPr>
-          <w:p>
-            <w:r>
-              <w:t>FK id cliente</w:t>
-            </w:r>
-          </w:p>
-        </w:tc>
-        <w:tc>
-          <w:tcPr>
-            <w:tcW w:w="1459" w:type="dxa"/>
-          </w:tcPr>
-          <w:p>
-            <w:r>
-              <w:t>30</w:t>
-            </w:r>
-          </w:p>
-        </w:tc>
-        <w:tc>
-          <w:tcPr>
-            <w:tcW w:w="1417" w:type="dxa"/>
-          </w:tcPr>
-          <w:p>
-            <w:proofErr w:type="spellStart"/>
-            <w:r>
-              <w:t>Int</w:t>
-            </w:r>
-            <w:proofErr w:type="spellEnd"/>
-          </w:p>
-        </w:tc>
-        <w:tc>
-          <w:tcPr>
-            <w:tcW w:w="7194" w:type="dxa"/>
-          </w:tcPr>
-          <w:p/>
-        </w:tc>
-      </w:tr>
-      <w:tr>
-        <w:tc>
-          <w:tcPr>
-            <w:tcW w:w="3356" w:type="dxa"/>
-          </w:tcPr>
-          <w:p>
-            <w:r>
-              <w:t>FK id servicio</w:t>
-            </w:r>
-          </w:p>
-        </w:tc>
-        <w:tc>
-          <w:tcPr>
-            <w:tcW w:w="1459" w:type="dxa"/>
-          </w:tcPr>
-          <w:p>
-            <w:r>
-              <w:t>30</w:t>
-            </w:r>
-          </w:p>
-        </w:tc>
-        <w:tc>
-          <w:tcPr>
-            <w:tcW w:w="1417" w:type="dxa"/>
-          </w:tcPr>
-          <w:p>
-            <w:proofErr w:type="spellStart"/>
-            <w:r>
-              <w:t>int</w:t>
-            </w:r>
-            <w:proofErr w:type="spellEnd"/>
-          </w:p>
-        </w:tc>
-        <w:tc>
-          <w:tcPr>
-            <w:tcW w:w="7194" w:type="dxa"/>
-          </w:tcPr>
-          <w:p/>
         </w:tc>
       </w:tr>
     </w:tbl>

--- a/Requerimientos/parte nicolas.docx
+++ b/Requerimientos/parte nicolas.docx
@@ -2,10 +2,2970 @@
 <file path=word/document.xml><?xml version="1.0" encoding="utf-8"?>
 <w:document xmlns:wpc="http://schemas.microsoft.com/office/word/2010/wordprocessingCanvas" xmlns:cx="http://schemas.microsoft.com/office/drawing/2014/chartex" xmlns:cx1="http://schemas.microsoft.com/office/drawing/2015/9/8/chartex" xmlns:cx2="http://schemas.microsoft.com/office/drawing/2015/10/21/chartex" xmlns:cx3="http://schemas.microsoft.com/office/drawing/2016/5/9/chartex" xmlns:cx4="http://schemas.microsoft.com/office/drawing/2016/5/10/chartex" xmlns:cx5="http://schemas.microsoft.com/office/drawing/2016/5/11/chartex" xmlns:cx6="http://schemas.microsoft.com/office/drawing/2016/5/12/chartex" xmlns:cx7="http://schemas.microsoft.com/office/drawing/2016/5/13/chartex" xmlns:cx8="http://schemas.microsoft.com/office/drawing/2016/5/14/chartex" xmlns:mc="http://schemas.openxmlformats.org/markup-compatibility/2006" xmlns:aink="http://schemas.microsoft.com/office/drawing/2016/ink" xmlns:am3d="http://schemas.microsoft.com/office/drawing/2017/model3d" xmlns:o="urn:schemas-microsoft-com:office:office" xmlns:r="http://schemas.openxmlformats.org/officeDocument/2006/relationships" xmlns:m="http://schemas.openxmlformats.org/officeDocument/2006/math" xmlns:v="urn:schemas-microsoft-com:vml" xmlns:wp14="http://schemas.microsoft.com/office/word/2010/wordprocessingDrawing" xmlns:wp="http://schemas.openxmlformats.org/drawingml/2006/wordprocessingDrawing" xmlns:w10="urn:schemas-microsoft-com:office:word" xmlns:w="http://schemas.openxmlformats.org/wordprocessingml/2006/main" xmlns:w14="http://schemas.microsoft.com/office/word/2010/wordml" xmlns:w15="http://schemas.microsoft.com/office/word/2012/wordml" xmlns:w16cid="http://schemas.microsoft.com/office/word/2016/wordml/cid" xmlns:w16se="http://schemas.microsoft.com/office/word/2015/wordml/symex" xmlns:wpg="http://schemas.microsoft.com/office/word/2010/wordprocessingGroup" xmlns:wpi="http://schemas.microsoft.com/office/word/2010/wordprocessingInk" xmlns:wne="http://schemas.microsoft.com/office/word/2006/wordml" xmlns:wps="http://schemas.microsoft.com/office/word/2010/wordprocessingShape" mc:Ignorable="w14 w15 w16se w16cid wp14">
   <w:body>
+    <w:p/>
+    <w:p/>
+    <w:p/>
+    <w:p/>
+    <w:p/>
+    <w:p/>
+    <w:p>
+      <w:r>
+        <w:br w:type="page"/>
+      </w:r>
+    </w:p>
     <w:tbl>
       <w:tblPr>
         <w:tblStyle w:val="Tablaconcuadrcula"/>
-        <w:tblpPr w:leftFromText="141" w:rightFromText="141" w:horzAnchor="margin" w:tblpY="766"/>
+        <w:tblpPr w:leftFromText="141" w:rightFromText="141" w:vertAnchor="page" w:horzAnchor="margin" w:tblpY="961"/>
+        <w:tblW w:w="9493" w:type="dxa"/>
+        <w:tblLook w:val="04A0" w:firstRow="1" w:lastRow="0" w:firstColumn="1" w:lastColumn="0" w:noHBand="0" w:noVBand="1"/>
+      </w:tblPr>
+      <w:tblGrid>
+        <w:gridCol w:w="2204"/>
+        <w:gridCol w:w="925"/>
+        <w:gridCol w:w="1840"/>
+        <w:gridCol w:w="4524"/>
+      </w:tblGrid>
+      <w:tr>
+        <w:tc>
+          <w:tcPr>
+            <w:tcW w:w="2204" w:type="dxa"/>
+            <w:tcBorders>
+              <w:right w:val="nil"/>
+            </w:tcBorders>
+          </w:tcPr>
+          <w:p/>
+        </w:tc>
+        <w:tc>
+          <w:tcPr>
+            <w:tcW w:w="925" w:type="dxa"/>
+            <w:tcBorders>
+              <w:left w:val="nil"/>
+              <w:right w:val="nil"/>
+            </w:tcBorders>
+          </w:tcPr>
+          <w:p/>
+        </w:tc>
+        <w:tc>
+          <w:tcPr>
+            <w:tcW w:w="1840" w:type="dxa"/>
+            <w:tcBorders>
+              <w:left w:val="nil"/>
+              <w:right w:val="nil"/>
+            </w:tcBorders>
+          </w:tcPr>
+          <w:p>
+            <w:pPr>
+              <w:jc w:val="right"/>
+              <w:rPr>
+                <w:b/>
+              </w:rPr>
+            </w:pPr>
+            <w:r>
+              <w:rPr>
+                <w:b/>
+              </w:rPr>
+              <w:t>PR</w:t>
+            </w:r>
+            <w:r>
+              <w:rPr>
+                <w:b/>
+              </w:rPr>
+              <w:t>ODUCTO</w:t>
+            </w:r>
+            <w:r>
+              <w:rPr>
+                <w:b/>
+              </w:rPr>
+              <w:t>S</w:t>
+            </w:r>
+          </w:p>
+        </w:tc>
+        <w:tc>
+          <w:tcPr>
+            <w:tcW w:w="4524" w:type="dxa"/>
+            <w:tcBorders>
+              <w:top w:val="single" w:sz="4" w:space="0" w:color="auto"/>
+              <w:left w:val="nil"/>
+              <w:bottom w:val="single" w:sz="4" w:space="0" w:color="auto"/>
+              <w:right w:val="single" w:sz="4" w:space="0" w:color="auto"/>
+            </w:tcBorders>
+          </w:tcPr>
+          <w:p/>
+        </w:tc>
+      </w:tr>
+      <w:tr>
+        <w:tc>
+          <w:tcPr>
+            <w:tcW w:w="2204" w:type="dxa"/>
+          </w:tcPr>
+          <w:p>
+            <w:pPr>
+              <w:rPr>
+                <w:b/>
+              </w:rPr>
+            </w:pPr>
+            <w:r>
+              <w:rPr>
+                <w:b/>
+              </w:rPr>
+              <w:t xml:space="preserve">Nombre </w:t>
+            </w:r>
+          </w:p>
+        </w:tc>
+        <w:tc>
+          <w:tcPr>
+            <w:tcW w:w="925" w:type="dxa"/>
+          </w:tcPr>
+          <w:p>
+            <w:pPr>
+              <w:rPr>
+                <w:b/>
+              </w:rPr>
+            </w:pPr>
+            <w:r>
+              <w:rPr>
+                <w:b/>
+              </w:rPr>
+              <w:t>tamaño</w:t>
+            </w:r>
+          </w:p>
+        </w:tc>
+        <w:tc>
+          <w:tcPr>
+            <w:tcW w:w="1840" w:type="dxa"/>
+          </w:tcPr>
+          <w:p>
+            <w:pPr>
+              <w:rPr>
+                <w:b/>
+              </w:rPr>
+            </w:pPr>
+            <w:r>
+              <w:rPr>
+                <w:b/>
+              </w:rPr>
+              <w:t>tipo</w:t>
+            </w:r>
+          </w:p>
+        </w:tc>
+        <w:tc>
+          <w:tcPr>
+            <w:tcW w:w="4524" w:type="dxa"/>
+            <w:tcBorders>
+              <w:top w:val="single" w:sz="4" w:space="0" w:color="auto"/>
+            </w:tcBorders>
+          </w:tcPr>
+          <w:p>
+            <w:pPr>
+              <w:rPr>
+                <w:b/>
+              </w:rPr>
+            </w:pPr>
+            <w:r>
+              <w:rPr>
+                <w:b/>
+              </w:rPr>
+              <w:t>descripción</w:t>
+            </w:r>
+          </w:p>
+        </w:tc>
+      </w:tr>
+      <w:tr>
+        <w:tc>
+          <w:tcPr>
+            <w:tcW w:w="2204" w:type="dxa"/>
+          </w:tcPr>
+          <w:p>
+            <w:r>
+              <w:t>ID Producto</w:t>
+            </w:r>
+          </w:p>
+        </w:tc>
+        <w:tc>
+          <w:tcPr>
+            <w:tcW w:w="925" w:type="dxa"/>
+          </w:tcPr>
+          <w:p>
+            <w:r>
+              <w:t>12</w:t>
+            </w:r>
+          </w:p>
+        </w:tc>
+        <w:tc>
+          <w:tcPr>
+            <w:tcW w:w="1840" w:type="dxa"/>
+          </w:tcPr>
+          <w:p>
+            <w:proofErr w:type="spellStart"/>
+            <w:r>
+              <w:t>Int</w:t>
+            </w:r>
+            <w:proofErr w:type="spellEnd"/>
+          </w:p>
+        </w:tc>
+        <w:tc>
+          <w:tcPr>
+            <w:tcW w:w="4524" w:type="dxa"/>
+          </w:tcPr>
+          <w:p>
+            <w:r>
+              <w:t>Número de identificación para productos</w:t>
+            </w:r>
+          </w:p>
+        </w:tc>
+      </w:tr>
+      <w:tr>
+        <w:tc>
+          <w:tcPr>
+            <w:tcW w:w="2204" w:type="dxa"/>
+          </w:tcPr>
+          <w:p>
+            <w:r>
+              <w:t>Nombre</w:t>
+            </w:r>
+          </w:p>
+        </w:tc>
+        <w:tc>
+          <w:tcPr>
+            <w:tcW w:w="925" w:type="dxa"/>
+          </w:tcPr>
+          <w:p>
+            <w:r>
+              <w:t>30</w:t>
+            </w:r>
+          </w:p>
+        </w:tc>
+        <w:tc>
+          <w:tcPr>
+            <w:tcW w:w="1840" w:type="dxa"/>
+          </w:tcPr>
+          <w:p>
+            <w:proofErr w:type="spellStart"/>
+            <w:r>
+              <w:t>Varchar</w:t>
+            </w:r>
+            <w:proofErr w:type="spellEnd"/>
+          </w:p>
+        </w:tc>
+        <w:tc>
+          <w:tcPr>
+            <w:tcW w:w="4524" w:type="dxa"/>
+          </w:tcPr>
+          <w:p>
+            <w:r>
+              <w:t>Nombre del producto</w:t>
+            </w:r>
+          </w:p>
+        </w:tc>
+      </w:tr>
+      <w:tr>
+        <w:tc>
+          <w:tcPr>
+            <w:tcW w:w="2204" w:type="dxa"/>
+          </w:tcPr>
+          <w:p>
+            <w:r>
+              <w:t>Stock</w:t>
+            </w:r>
+          </w:p>
+        </w:tc>
+        <w:tc>
+          <w:tcPr>
+            <w:tcW w:w="925" w:type="dxa"/>
+          </w:tcPr>
+          <w:p>
+            <w:r>
+              <w:t>100</w:t>
+            </w:r>
+          </w:p>
+        </w:tc>
+        <w:tc>
+          <w:tcPr>
+            <w:tcW w:w="1840" w:type="dxa"/>
+          </w:tcPr>
+          <w:p>
+            <w:proofErr w:type="spellStart"/>
+            <w:r>
+              <w:t>Varchar</w:t>
+            </w:r>
+            <w:proofErr w:type="spellEnd"/>
+          </w:p>
+        </w:tc>
+        <w:tc>
+          <w:tcPr>
+            <w:tcW w:w="4524" w:type="dxa"/>
+          </w:tcPr>
+          <w:p>
+            <w:r>
+              <w:t>Control de productos</w:t>
+            </w:r>
+          </w:p>
+        </w:tc>
+      </w:tr>
+      <w:tr>
+        <w:trPr>
+          <w:trHeight w:val="70"/>
+        </w:trPr>
+        <w:tc>
+          <w:tcPr>
+            <w:tcW w:w="2204" w:type="dxa"/>
+          </w:tcPr>
+          <w:p>
+            <w:r>
+              <w:t>Descripción</w:t>
+            </w:r>
+          </w:p>
+        </w:tc>
+        <w:tc>
+          <w:tcPr>
+            <w:tcW w:w="925" w:type="dxa"/>
+          </w:tcPr>
+          <w:p>
+            <w:r>
+              <w:t>45</w:t>
+            </w:r>
+          </w:p>
+        </w:tc>
+        <w:tc>
+          <w:tcPr>
+            <w:tcW w:w="1840" w:type="dxa"/>
+          </w:tcPr>
+          <w:p>
+            <w:proofErr w:type="spellStart"/>
+            <w:r>
+              <w:t>text</w:t>
+            </w:r>
+            <w:proofErr w:type="spellEnd"/>
+          </w:p>
+        </w:tc>
+        <w:tc>
+          <w:tcPr>
+            <w:tcW w:w="4524" w:type="dxa"/>
+          </w:tcPr>
+          <w:p>
+            <w:r>
+              <w:t>Descripción del producto</w:t>
+            </w:r>
+          </w:p>
+        </w:tc>
+      </w:tr>
+      <w:tr>
+        <w:tc>
+          <w:tcPr>
+            <w:tcW w:w="2204" w:type="dxa"/>
+          </w:tcPr>
+          <w:p>
+            <w:r>
+              <w:t>Precio de compra</w:t>
+            </w:r>
+          </w:p>
+        </w:tc>
+        <w:tc>
+          <w:tcPr>
+            <w:tcW w:w="925" w:type="dxa"/>
+          </w:tcPr>
+          <w:p>
+            <w:r>
+              <w:t>13</w:t>
+            </w:r>
+          </w:p>
+        </w:tc>
+        <w:tc>
+          <w:tcPr>
+            <w:tcW w:w="1840" w:type="dxa"/>
+          </w:tcPr>
+          <w:p>
+            <w:proofErr w:type="spellStart"/>
+            <w:r>
+              <w:t>text</w:t>
+            </w:r>
+            <w:proofErr w:type="spellEnd"/>
+          </w:p>
+        </w:tc>
+        <w:tc>
+          <w:tcPr>
+            <w:tcW w:w="4524" w:type="dxa"/>
+          </w:tcPr>
+          <w:p>
+            <w:r>
+              <w:t>Precio del producto al que se compro</w:t>
+            </w:r>
+          </w:p>
+        </w:tc>
+      </w:tr>
+    </w:tbl>
+    <w:p/>
+    <w:tbl>
+      <w:tblPr>
+        <w:tblStyle w:val="Tablaconcuadrcula"/>
+        <w:tblpPr w:leftFromText="141" w:rightFromText="141" w:vertAnchor="text" w:horzAnchor="margin" w:tblpY="2081"/>
+        <w:tblW w:w="9493" w:type="dxa"/>
+        <w:tblLook w:val="04A0" w:firstRow="1" w:lastRow="0" w:firstColumn="1" w:lastColumn="0" w:noHBand="0" w:noVBand="1"/>
+      </w:tblPr>
+      <w:tblGrid>
+        <w:gridCol w:w="2203"/>
+        <w:gridCol w:w="925"/>
+        <w:gridCol w:w="1841"/>
+        <w:gridCol w:w="4524"/>
+      </w:tblGrid>
+      <w:tr>
+        <w:tc>
+          <w:tcPr>
+            <w:tcW w:w="2203" w:type="dxa"/>
+            <w:tcBorders>
+              <w:right w:val="nil"/>
+            </w:tcBorders>
+          </w:tcPr>
+          <w:p/>
+        </w:tc>
+        <w:tc>
+          <w:tcPr>
+            <w:tcW w:w="925" w:type="dxa"/>
+            <w:tcBorders>
+              <w:left w:val="nil"/>
+              <w:right w:val="nil"/>
+            </w:tcBorders>
+          </w:tcPr>
+          <w:p/>
+        </w:tc>
+        <w:tc>
+          <w:tcPr>
+            <w:tcW w:w="1841" w:type="dxa"/>
+            <w:tcBorders>
+              <w:left w:val="nil"/>
+              <w:right w:val="nil"/>
+            </w:tcBorders>
+          </w:tcPr>
+          <w:p>
+            <w:pPr>
+              <w:jc w:val="right"/>
+              <w:rPr>
+                <w:b/>
+              </w:rPr>
+            </w:pPr>
+            <w:r>
+              <w:rPr>
+                <w:b/>
+              </w:rPr>
+              <w:t>PROVEEDORES</w:t>
+            </w:r>
+          </w:p>
+        </w:tc>
+        <w:tc>
+          <w:tcPr>
+            <w:tcW w:w="4524" w:type="dxa"/>
+            <w:tcBorders>
+              <w:top w:val="single" w:sz="4" w:space="0" w:color="auto"/>
+              <w:left w:val="nil"/>
+              <w:bottom w:val="single" w:sz="4" w:space="0" w:color="auto"/>
+              <w:right w:val="single" w:sz="4" w:space="0" w:color="auto"/>
+            </w:tcBorders>
+          </w:tcPr>
+          <w:p/>
+        </w:tc>
+      </w:tr>
+      <w:tr>
+        <w:tc>
+          <w:tcPr>
+            <w:tcW w:w="2203" w:type="dxa"/>
+          </w:tcPr>
+          <w:p>
+            <w:pPr>
+              <w:rPr>
+                <w:b/>
+              </w:rPr>
+            </w:pPr>
+            <w:r>
+              <w:rPr>
+                <w:b/>
+              </w:rPr>
+              <w:t xml:space="preserve">Nombre </w:t>
+            </w:r>
+          </w:p>
+        </w:tc>
+        <w:tc>
+          <w:tcPr>
+            <w:tcW w:w="925" w:type="dxa"/>
+          </w:tcPr>
+          <w:p>
+            <w:pPr>
+              <w:rPr>
+                <w:b/>
+              </w:rPr>
+            </w:pPr>
+            <w:r>
+              <w:rPr>
+                <w:b/>
+              </w:rPr>
+              <w:t>tamaño</w:t>
+            </w:r>
+          </w:p>
+        </w:tc>
+        <w:tc>
+          <w:tcPr>
+            <w:tcW w:w="1841" w:type="dxa"/>
+          </w:tcPr>
+          <w:p>
+            <w:pPr>
+              <w:rPr>
+                <w:b/>
+              </w:rPr>
+            </w:pPr>
+            <w:r>
+              <w:rPr>
+                <w:b/>
+              </w:rPr>
+              <w:t>tipo</w:t>
+            </w:r>
+          </w:p>
+        </w:tc>
+        <w:tc>
+          <w:tcPr>
+            <w:tcW w:w="4524" w:type="dxa"/>
+            <w:tcBorders>
+              <w:top w:val="single" w:sz="4" w:space="0" w:color="auto"/>
+            </w:tcBorders>
+          </w:tcPr>
+          <w:p>
+            <w:pPr>
+              <w:rPr>
+                <w:b/>
+              </w:rPr>
+            </w:pPr>
+            <w:r>
+              <w:rPr>
+                <w:b/>
+              </w:rPr>
+              <w:t>descripción</w:t>
+            </w:r>
+          </w:p>
+        </w:tc>
+      </w:tr>
+      <w:tr>
+        <w:tc>
+          <w:tcPr>
+            <w:tcW w:w="2203" w:type="dxa"/>
+          </w:tcPr>
+          <w:p>
+            <w:r>
+              <w:t xml:space="preserve">ID_P </w:t>
+            </w:r>
+            <w:proofErr w:type="spellStart"/>
+            <w:r>
+              <w:t>roveedor</w:t>
+            </w:r>
+            <w:proofErr w:type="spellEnd"/>
+          </w:p>
+        </w:tc>
+        <w:tc>
+          <w:tcPr>
+            <w:tcW w:w="925" w:type="dxa"/>
+          </w:tcPr>
+          <w:p>
+            <w:r>
+              <w:t>12</w:t>
+            </w:r>
+          </w:p>
+        </w:tc>
+        <w:tc>
+          <w:tcPr>
+            <w:tcW w:w="1841" w:type="dxa"/>
+          </w:tcPr>
+          <w:p>
+            <w:proofErr w:type="spellStart"/>
+            <w:r>
+              <w:t>Int</w:t>
+            </w:r>
+            <w:proofErr w:type="spellEnd"/>
+          </w:p>
+        </w:tc>
+        <w:tc>
+          <w:tcPr>
+            <w:tcW w:w="4524" w:type="dxa"/>
+          </w:tcPr>
+          <w:p>
+            <w:r>
+              <w:t>Número de identificación para proveedores</w:t>
+            </w:r>
+          </w:p>
+        </w:tc>
+      </w:tr>
+      <w:tr>
+        <w:tc>
+          <w:tcPr>
+            <w:tcW w:w="2203" w:type="dxa"/>
+          </w:tcPr>
+          <w:p>
+            <w:r>
+              <w:t>Nombre</w:t>
+            </w:r>
+          </w:p>
+        </w:tc>
+        <w:tc>
+          <w:tcPr>
+            <w:tcW w:w="925" w:type="dxa"/>
+          </w:tcPr>
+          <w:p>
+            <w:r>
+              <w:t>30</w:t>
+            </w:r>
+          </w:p>
+        </w:tc>
+        <w:tc>
+          <w:tcPr>
+            <w:tcW w:w="1841" w:type="dxa"/>
+          </w:tcPr>
+          <w:p>
+            <w:proofErr w:type="spellStart"/>
+            <w:r>
+              <w:t>Varchar</w:t>
+            </w:r>
+            <w:proofErr w:type="spellEnd"/>
+          </w:p>
+        </w:tc>
+        <w:tc>
+          <w:tcPr>
+            <w:tcW w:w="4524" w:type="dxa"/>
+          </w:tcPr>
+          <w:p>
+            <w:r>
+              <w:t>Nombre completo del proveedor</w:t>
+            </w:r>
+          </w:p>
+        </w:tc>
+      </w:tr>
+      <w:tr>
+        <w:tc>
+          <w:tcPr>
+            <w:tcW w:w="2203" w:type="dxa"/>
+          </w:tcPr>
+          <w:p>
+            <w:r>
+              <w:t>Teléfono</w:t>
+            </w:r>
+          </w:p>
+        </w:tc>
+        <w:tc>
+          <w:tcPr>
+            <w:tcW w:w="925" w:type="dxa"/>
+          </w:tcPr>
+          <w:p>
+            <w:r>
+              <w:t>12</w:t>
+            </w:r>
+          </w:p>
+        </w:tc>
+        <w:tc>
+          <w:tcPr>
+            <w:tcW w:w="1841" w:type="dxa"/>
+          </w:tcPr>
+          <w:p>
+            <w:proofErr w:type="spellStart"/>
+            <w:r>
+              <w:t>Varchar</w:t>
+            </w:r>
+            <w:proofErr w:type="spellEnd"/>
+          </w:p>
+        </w:tc>
+        <w:tc>
+          <w:tcPr>
+            <w:tcW w:w="4524" w:type="dxa"/>
+          </w:tcPr>
+          <w:p>
+            <w:r>
+              <w:t>Teléfono de contacto</w:t>
+            </w:r>
+          </w:p>
+        </w:tc>
+      </w:tr>
+      <w:tr>
+        <w:tc>
+          <w:tcPr>
+            <w:tcW w:w="2203" w:type="dxa"/>
+          </w:tcPr>
+          <w:p>
+            <w:r>
+              <w:t>Dirección</w:t>
+            </w:r>
+          </w:p>
+        </w:tc>
+        <w:tc>
+          <w:tcPr>
+            <w:tcW w:w="925" w:type="dxa"/>
+          </w:tcPr>
+          <w:p>
+            <w:r>
+              <w:t>45</w:t>
+            </w:r>
+          </w:p>
+        </w:tc>
+        <w:tc>
+          <w:tcPr>
+            <w:tcW w:w="1841" w:type="dxa"/>
+          </w:tcPr>
+          <w:p>
+            <w:proofErr w:type="spellStart"/>
+            <w:r>
+              <w:t>text</w:t>
+            </w:r>
+            <w:proofErr w:type="spellEnd"/>
+          </w:p>
+        </w:tc>
+        <w:tc>
+          <w:tcPr>
+            <w:tcW w:w="4524" w:type="dxa"/>
+          </w:tcPr>
+          <w:p>
+            <w:r>
+              <w:t>Dirección del proveedor</w:t>
+            </w:r>
+          </w:p>
+        </w:tc>
+      </w:tr>
+      <w:tr>
+        <w:tc>
+          <w:tcPr>
+            <w:tcW w:w="2203" w:type="dxa"/>
+          </w:tcPr>
+          <w:p>
+            <w:r>
+              <w:t>Correo</w:t>
+            </w:r>
+          </w:p>
+        </w:tc>
+        <w:tc>
+          <w:tcPr>
+            <w:tcW w:w="925" w:type="dxa"/>
+          </w:tcPr>
+          <w:p>
+            <w:r>
+              <w:t>13</w:t>
+            </w:r>
+          </w:p>
+        </w:tc>
+        <w:tc>
+          <w:tcPr>
+            <w:tcW w:w="1841" w:type="dxa"/>
+          </w:tcPr>
+          <w:p>
+            <w:proofErr w:type="spellStart"/>
+            <w:r>
+              <w:t>text</w:t>
+            </w:r>
+            <w:proofErr w:type="spellEnd"/>
+          </w:p>
+        </w:tc>
+        <w:tc>
+          <w:tcPr>
+            <w:tcW w:w="4524" w:type="dxa"/>
+          </w:tcPr>
+          <w:p>
+            <w:r>
+              <w:t>Correo del proveedor</w:t>
+            </w:r>
+          </w:p>
+        </w:tc>
+      </w:tr>
+      <w:tr>
+        <w:tc>
+          <w:tcPr>
+            <w:tcW w:w="2203" w:type="dxa"/>
+          </w:tcPr>
+          <w:p>
+            <w:r>
+              <w:t>Empresa</w:t>
+            </w:r>
+          </w:p>
+        </w:tc>
+        <w:tc>
+          <w:tcPr>
+            <w:tcW w:w="925" w:type="dxa"/>
+          </w:tcPr>
+          <w:p>
+            <w:r>
+              <w:t>3</w:t>
+            </w:r>
+          </w:p>
+        </w:tc>
+        <w:tc>
+          <w:tcPr>
+            <w:tcW w:w="1841" w:type="dxa"/>
+          </w:tcPr>
+          <w:p>
+            <w:r>
+              <w:t>bit</w:t>
+            </w:r>
+          </w:p>
+        </w:tc>
+        <w:tc>
+          <w:tcPr>
+            <w:tcW w:w="4524" w:type="dxa"/>
+          </w:tcPr>
+          <w:p>
+            <w:r>
+              <w:t>Empresa de donde viene el producto</w:t>
+            </w:r>
+          </w:p>
+        </w:tc>
+      </w:tr>
+    </w:tbl>
+    <w:tbl>
+      <w:tblPr>
+        <w:tblStyle w:val="Tablaconcuadrcula"/>
+        <w:tblpPr w:leftFromText="141" w:rightFromText="141" w:vertAnchor="text" w:horzAnchor="margin" w:tblpY="4518"/>
+        <w:tblW w:w="9634" w:type="dxa"/>
+        <w:tblLook w:val="04A0" w:firstRow="1" w:lastRow="0" w:firstColumn="1" w:lastColumn="0" w:noHBand="0" w:noVBand="1"/>
+      </w:tblPr>
+      <w:tblGrid>
+        <w:gridCol w:w="2205"/>
+        <w:gridCol w:w="925"/>
+        <w:gridCol w:w="1543"/>
+        <w:gridCol w:w="4961"/>
+      </w:tblGrid>
+      <w:tr>
+        <w:tc>
+          <w:tcPr>
+            <w:tcW w:w="2205" w:type="dxa"/>
+            <w:tcBorders>
+              <w:right w:val="nil"/>
+            </w:tcBorders>
+          </w:tcPr>
+          <w:p/>
+        </w:tc>
+        <w:tc>
+          <w:tcPr>
+            <w:tcW w:w="925" w:type="dxa"/>
+            <w:tcBorders>
+              <w:left w:val="nil"/>
+              <w:right w:val="nil"/>
+            </w:tcBorders>
+          </w:tcPr>
+          <w:p/>
+        </w:tc>
+        <w:tc>
+          <w:tcPr>
+            <w:tcW w:w="1543" w:type="dxa"/>
+            <w:tcBorders>
+              <w:left w:val="nil"/>
+              <w:right w:val="nil"/>
+            </w:tcBorders>
+          </w:tcPr>
+          <w:p>
+            <w:pPr>
+              <w:jc w:val="right"/>
+              <w:rPr>
+                <w:b/>
+              </w:rPr>
+            </w:pPr>
+            <w:r>
+              <w:rPr>
+                <w:b/>
+              </w:rPr>
+              <w:t>ENTRADA INV</w:t>
+            </w:r>
+          </w:p>
+        </w:tc>
+        <w:tc>
+          <w:tcPr>
+            <w:tcW w:w="4961" w:type="dxa"/>
+            <w:tcBorders>
+              <w:top w:val="single" w:sz="4" w:space="0" w:color="auto"/>
+              <w:left w:val="nil"/>
+              <w:bottom w:val="single" w:sz="4" w:space="0" w:color="auto"/>
+              <w:right w:val="single" w:sz="4" w:space="0" w:color="auto"/>
+            </w:tcBorders>
+          </w:tcPr>
+          <w:p/>
+        </w:tc>
+      </w:tr>
+      <w:tr>
+        <w:tc>
+          <w:tcPr>
+            <w:tcW w:w="2205" w:type="dxa"/>
+          </w:tcPr>
+          <w:p>
+            <w:pPr>
+              <w:rPr>
+                <w:b/>
+              </w:rPr>
+            </w:pPr>
+            <w:r>
+              <w:rPr>
+                <w:b/>
+              </w:rPr>
+              <w:t xml:space="preserve">Nombre </w:t>
+            </w:r>
+          </w:p>
+        </w:tc>
+        <w:tc>
+          <w:tcPr>
+            <w:tcW w:w="925" w:type="dxa"/>
+          </w:tcPr>
+          <w:p>
+            <w:pPr>
+              <w:rPr>
+                <w:b/>
+              </w:rPr>
+            </w:pPr>
+            <w:r>
+              <w:rPr>
+                <w:b/>
+              </w:rPr>
+              <w:t>tamaño</w:t>
+            </w:r>
+          </w:p>
+        </w:tc>
+        <w:tc>
+          <w:tcPr>
+            <w:tcW w:w="1543" w:type="dxa"/>
+          </w:tcPr>
+          <w:p>
+            <w:pPr>
+              <w:rPr>
+                <w:b/>
+              </w:rPr>
+            </w:pPr>
+            <w:r>
+              <w:rPr>
+                <w:b/>
+              </w:rPr>
+              <w:t>tipo</w:t>
+            </w:r>
+          </w:p>
+        </w:tc>
+        <w:tc>
+          <w:tcPr>
+            <w:tcW w:w="4961" w:type="dxa"/>
+            <w:tcBorders>
+              <w:top w:val="single" w:sz="4" w:space="0" w:color="auto"/>
+            </w:tcBorders>
+          </w:tcPr>
+          <w:p>
+            <w:pPr>
+              <w:rPr>
+                <w:b/>
+              </w:rPr>
+            </w:pPr>
+            <w:r>
+              <w:rPr>
+                <w:b/>
+              </w:rPr>
+              <w:t>descripción</w:t>
+            </w:r>
+          </w:p>
+        </w:tc>
+      </w:tr>
+      <w:tr>
+        <w:tc>
+          <w:tcPr>
+            <w:tcW w:w="2205" w:type="dxa"/>
+          </w:tcPr>
+          <w:p>
+            <w:proofErr w:type="spellStart"/>
+            <w:r>
+              <w:t>ID_Entrada</w:t>
+            </w:r>
+            <w:proofErr w:type="spellEnd"/>
+          </w:p>
+        </w:tc>
+        <w:tc>
+          <w:tcPr>
+            <w:tcW w:w="925" w:type="dxa"/>
+          </w:tcPr>
+          <w:p>
+            <w:r>
+              <w:t>12</w:t>
+            </w:r>
+          </w:p>
+        </w:tc>
+        <w:tc>
+          <w:tcPr>
+            <w:tcW w:w="1543" w:type="dxa"/>
+          </w:tcPr>
+          <w:p>
+            <w:proofErr w:type="spellStart"/>
+            <w:r>
+              <w:t>Int</w:t>
+            </w:r>
+            <w:proofErr w:type="spellEnd"/>
+          </w:p>
+        </w:tc>
+        <w:tc>
+          <w:tcPr>
+            <w:tcW w:w="4961" w:type="dxa"/>
+          </w:tcPr>
+          <w:p>
+            <w:r>
+              <w:t>Número de identificación para entrada de productos</w:t>
+            </w:r>
+          </w:p>
+        </w:tc>
+      </w:tr>
+      <w:tr>
+        <w:tc>
+          <w:tcPr>
+            <w:tcW w:w="2205" w:type="dxa"/>
+          </w:tcPr>
+          <w:p>
+            <w:r>
+              <w:t>ID Proveedor</w:t>
+            </w:r>
+          </w:p>
+        </w:tc>
+        <w:tc>
+          <w:tcPr>
+            <w:tcW w:w="925" w:type="dxa"/>
+          </w:tcPr>
+          <w:p>
+            <w:r>
+              <w:t>30</w:t>
+            </w:r>
+          </w:p>
+        </w:tc>
+        <w:tc>
+          <w:tcPr>
+            <w:tcW w:w="1543" w:type="dxa"/>
+          </w:tcPr>
+          <w:p>
+            <w:proofErr w:type="spellStart"/>
+            <w:r>
+              <w:t>int</w:t>
+            </w:r>
+            <w:proofErr w:type="spellEnd"/>
+          </w:p>
+        </w:tc>
+        <w:tc>
+          <w:tcPr>
+            <w:tcW w:w="4961" w:type="dxa"/>
+          </w:tcPr>
+          <w:p>
+            <w:r>
+              <w:t>Nombre completo de la entrada de producto</w:t>
+            </w:r>
+          </w:p>
+        </w:tc>
+      </w:tr>
+      <w:tr>
+        <w:tc>
+          <w:tcPr>
+            <w:tcW w:w="2205" w:type="dxa"/>
+          </w:tcPr>
+          <w:p>
+            <w:r>
+              <w:t>Fecha</w:t>
+            </w:r>
+          </w:p>
+        </w:tc>
+        <w:tc>
+          <w:tcPr>
+            <w:tcW w:w="925" w:type="dxa"/>
+          </w:tcPr>
+          <w:p>
+            <w:r>
+              <w:t>12</w:t>
+            </w:r>
+          </w:p>
+        </w:tc>
+        <w:tc>
+          <w:tcPr>
+            <w:tcW w:w="1543" w:type="dxa"/>
+          </w:tcPr>
+          <w:p>
+            <w:r>
+              <w:t>date</w:t>
+            </w:r>
+          </w:p>
+        </w:tc>
+        <w:tc>
+          <w:tcPr>
+            <w:tcW w:w="4961" w:type="dxa"/>
+          </w:tcPr>
+          <w:p>
+            <w:r>
+              <w:t>Fecha de entrada</w:t>
+            </w:r>
+          </w:p>
+        </w:tc>
+      </w:tr>
+      <w:tr>
+        <w:tc>
+          <w:tcPr>
+            <w:tcW w:w="2205" w:type="dxa"/>
+          </w:tcPr>
+          <w:p>
+            <w:r>
+              <w:t>Observaciones</w:t>
+            </w:r>
+          </w:p>
+        </w:tc>
+        <w:tc>
+          <w:tcPr>
+            <w:tcW w:w="925" w:type="dxa"/>
+          </w:tcPr>
+          <w:p>
+            <w:r>
+              <w:t>110</w:t>
+            </w:r>
+          </w:p>
+        </w:tc>
+        <w:tc>
+          <w:tcPr>
+            <w:tcW w:w="1543" w:type="dxa"/>
+          </w:tcPr>
+          <w:p>
+            <w:proofErr w:type="spellStart"/>
+            <w:r>
+              <w:t>text</w:t>
+            </w:r>
+            <w:proofErr w:type="spellEnd"/>
+          </w:p>
+        </w:tc>
+        <w:tc>
+          <w:tcPr>
+            <w:tcW w:w="4961" w:type="dxa"/>
+          </w:tcPr>
+          <w:p>
+            <w:r>
+              <w:t>Observaciones del producto</w:t>
+            </w:r>
+          </w:p>
+        </w:tc>
+      </w:tr>
+      <w:tr>
+        <w:tc>
+          <w:tcPr>
+            <w:tcW w:w="2205" w:type="dxa"/>
+          </w:tcPr>
+          <w:p>
+            <w:r>
+              <w:t>Cantidad</w:t>
+            </w:r>
+          </w:p>
+        </w:tc>
+        <w:tc>
+          <w:tcPr>
+            <w:tcW w:w="925" w:type="dxa"/>
+          </w:tcPr>
+          <w:p>
+            <w:r>
+              <w:t>13</w:t>
+            </w:r>
+          </w:p>
+        </w:tc>
+        <w:tc>
+          <w:tcPr>
+            <w:tcW w:w="1543" w:type="dxa"/>
+          </w:tcPr>
+          <w:p>
+            <w:proofErr w:type="spellStart"/>
+            <w:r>
+              <w:t>text</w:t>
+            </w:r>
+            <w:proofErr w:type="spellEnd"/>
+          </w:p>
+        </w:tc>
+        <w:tc>
+          <w:tcPr>
+            <w:tcW w:w="4961" w:type="dxa"/>
+          </w:tcPr>
+          <w:p>
+            <w:r>
+              <w:t>Cantidad del producto</w:t>
+            </w:r>
+          </w:p>
+        </w:tc>
+      </w:tr>
+    </w:tbl>
+    <w:p/>
+    <w:p/>
+    <w:p/>
+    <w:p/>
+    <w:p/>
+    <w:p/>
+    <w:p/>
+    <w:p/>
+    <w:p/>
+    <w:p/>
+    <w:p/>
+    <w:p/>
+    <w:p/>
+    <w:p/>
+    <w:p/>
+    <w:tbl>
+      <w:tblPr>
+        <w:tblStyle w:val="Tablaconcuadrcula"/>
+        <w:tblpPr w:leftFromText="141" w:rightFromText="141" w:vertAnchor="text" w:horzAnchor="margin" w:tblpY="-51"/>
+        <w:tblW w:w="10920" w:type="dxa"/>
+        <w:tblLook w:val="04A0" w:firstRow="1" w:lastRow="0" w:firstColumn="1" w:lastColumn="0" w:noHBand="0" w:noVBand="1"/>
+      </w:tblPr>
+      <w:tblGrid>
+        <w:gridCol w:w="1436"/>
+        <w:gridCol w:w="1878"/>
+        <w:gridCol w:w="2213"/>
+        <w:gridCol w:w="2213"/>
+        <w:gridCol w:w="3180"/>
+      </w:tblGrid>
+      <w:tr>
+        <w:trPr>
+          <w:trHeight w:val="248"/>
+        </w:trPr>
+        <w:tc>
+          <w:tcPr>
+            <w:tcW w:w="3314" w:type="dxa"/>
+            <w:gridSpan w:val="2"/>
+          </w:tcPr>
+          <w:p>
+            <w:pPr>
+              <w:rPr>
+                <w:rFonts w:ascii="Times New Roman" w:hAnsi="Times New Roman" w:cs="Times New Roman"/>
+                <w:b/>
+                <w:sz w:val="24"/>
+                <w:szCs w:val="24"/>
+              </w:rPr>
+            </w:pPr>
+            <w:r>
+              <w:rPr>
+                <w:rFonts w:ascii="Times New Roman" w:hAnsi="Times New Roman" w:cs="Times New Roman"/>
+                <w:b/>
+                <w:sz w:val="24"/>
+                <w:szCs w:val="24"/>
+              </w:rPr>
+              <w:t>Nombre</w:t>
+            </w:r>
+          </w:p>
+        </w:tc>
+        <w:tc>
+          <w:tcPr>
+            <w:tcW w:w="2213" w:type="dxa"/>
+          </w:tcPr>
+          <w:p>
+            <w:pPr>
+              <w:rPr>
+                <w:rFonts w:ascii="Times New Roman" w:hAnsi="Times New Roman" w:cs="Times New Roman"/>
+                <w:b/>
+                <w:sz w:val="24"/>
+                <w:szCs w:val="24"/>
+              </w:rPr>
+            </w:pPr>
+            <w:r>
+              <w:rPr>
+                <w:rFonts w:ascii="Times New Roman" w:hAnsi="Times New Roman" w:cs="Times New Roman"/>
+                <w:b/>
+                <w:sz w:val="24"/>
+                <w:szCs w:val="24"/>
+              </w:rPr>
+              <w:t>Tamaño</w:t>
+            </w:r>
+          </w:p>
+        </w:tc>
+        <w:tc>
+          <w:tcPr>
+            <w:tcW w:w="2213" w:type="dxa"/>
+          </w:tcPr>
+          <w:p>
+            <w:pPr>
+              <w:jc w:val="center"/>
+              <w:rPr>
+                <w:rFonts w:ascii="Times New Roman" w:hAnsi="Times New Roman" w:cs="Times New Roman"/>
+                <w:b/>
+                <w:sz w:val="24"/>
+                <w:szCs w:val="24"/>
+              </w:rPr>
+            </w:pPr>
+            <w:r>
+              <w:rPr>
+                <w:rFonts w:ascii="Times New Roman" w:hAnsi="Times New Roman" w:cs="Times New Roman"/>
+                <w:b/>
+                <w:sz w:val="24"/>
+                <w:szCs w:val="24"/>
+              </w:rPr>
+              <w:t>Tipo</w:t>
+            </w:r>
+          </w:p>
+        </w:tc>
+        <w:tc>
+          <w:tcPr>
+            <w:tcW w:w="3180" w:type="dxa"/>
+          </w:tcPr>
+          <w:p>
+            <w:pPr>
+              <w:rPr>
+                <w:rFonts w:ascii="Times New Roman" w:hAnsi="Times New Roman" w:cs="Times New Roman"/>
+                <w:b/>
+                <w:sz w:val="24"/>
+                <w:szCs w:val="24"/>
+              </w:rPr>
+            </w:pPr>
+            <w:r>
+              <w:rPr>
+                <w:rFonts w:ascii="Times New Roman" w:hAnsi="Times New Roman" w:cs="Times New Roman"/>
+                <w:b/>
+                <w:sz w:val="24"/>
+                <w:szCs w:val="24"/>
+              </w:rPr>
+              <w:t xml:space="preserve">Descripción </w:t>
+            </w:r>
+          </w:p>
+        </w:tc>
+      </w:tr>
+      <w:tr>
+        <w:trPr>
+          <w:trHeight w:val="234"/>
+        </w:trPr>
+        <w:tc>
+          <w:tcPr>
+            <w:tcW w:w="1436" w:type="dxa"/>
+          </w:tcPr>
+          <w:p>
+            <w:pPr>
+              <w:rPr>
+                <w:rFonts w:ascii="Times New Roman" w:hAnsi="Times New Roman" w:cs="Times New Roman"/>
+                <w:sz w:val="24"/>
+                <w:szCs w:val="24"/>
+              </w:rPr>
+            </w:pPr>
+            <w:r>
+              <w:rPr>
+                <w:rFonts w:ascii="Times New Roman" w:hAnsi="Times New Roman" w:cs="Times New Roman"/>
+                <w:sz w:val="24"/>
+                <w:szCs w:val="24"/>
+              </w:rPr>
+              <w:t>PK</w:t>
+            </w:r>
+          </w:p>
+        </w:tc>
+        <w:tc>
+          <w:tcPr>
+            <w:tcW w:w="1878" w:type="dxa"/>
+          </w:tcPr>
+          <w:p>
+            <w:pPr>
+              <w:rPr>
+                <w:rFonts w:ascii="Times New Roman" w:hAnsi="Times New Roman" w:cs="Times New Roman"/>
+                <w:sz w:val="24"/>
+                <w:szCs w:val="24"/>
+              </w:rPr>
+            </w:pPr>
+            <w:proofErr w:type="spellStart"/>
+            <w:r>
+              <w:rPr>
+                <w:rFonts w:ascii="Times New Roman" w:hAnsi="Times New Roman" w:cs="Times New Roman"/>
+                <w:sz w:val="24"/>
+                <w:szCs w:val="24"/>
+              </w:rPr>
+              <w:t>ID_Salida</w:t>
+            </w:r>
+            <w:proofErr w:type="spellEnd"/>
+          </w:p>
+        </w:tc>
+        <w:tc>
+          <w:tcPr>
+            <w:tcW w:w="2213" w:type="dxa"/>
+          </w:tcPr>
+          <w:p>
+            <w:pPr>
+              <w:rPr>
+                <w:rFonts w:ascii="Times New Roman" w:hAnsi="Times New Roman" w:cs="Times New Roman"/>
+                <w:sz w:val="24"/>
+                <w:szCs w:val="24"/>
+              </w:rPr>
+            </w:pPr>
+            <w:r>
+              <w:rPr>
+                <w:rFonts w:ascii="Times New Roman" w:hAnsi="Times New Roman" w:cs="Times New Roman"/>
+                <w:sz w:val="24"/>
+                <w:szCs w:val="24"/>
+              </w:rPr>
+              <w:t>40</w:t>
+            </w:r>
+          </w:p>
+        </w:tc>
+        <w:tc>
+          <w:tcPr>
+            <w:tcW w:w="2213" w:type="dxa"/>
+          </w:tcPr>
+          <w:p>
+            <w:pPr>
+              <w:rPr>
+                <w:rFonts w:ascii="Times New Roman" w:hAnsi="Times New Roman" w:cs="Times New Roman"/>
+                <w:sz w:val="24"/>
+                <w:szCs w:val="24"/>
+              </w:rPr>
+            </w:pPr>
+            <w:proofErr w:type="spellStart"/>
+            <w:r>
+              <w:rPr>
+                <w:rFonts w:ascii="Times New Roman" w:hAnsi="Times New Roman" w:cs="Times New Roman"/>
+                <w:sz w:val="24"/>
+                <w:szCs w:val="24"/>
+              </w:rPr>
+              <w:t>Int</w:t>
+            </w:r>
+            <w:proofErr w:type="spellEnd"/>
+          </w:p>
+        </w:tc>
+        <w:tc>
+          <w:tcPr>
+            <w:tcW w:w="3180" w:type="dxa"/>
+          </w:tcPr>
+          <w:p>
+            <w:pPr>
+              <w:rPr>
+                <w:rFonts w:ascii="Times New Roman" w:hAnsi="Times New Roman" w:cs="Times New Roman"/>
+                <w:sz w:val="24"/>
+                <w:szCs w:val="24"/>
+              </w:rPr>
+            </w:pPr>
+            <w:r>
+              <w:rPr>
+                <w:rFonts w:ascii="Times New Roman" w:hAnsi="Times New Roman" w:cs="Times New Roman"/>
+                <w:sz w:val="24"/>
+                <w:szCs w:val="24"/>
+              </w:rPr>
+              <w:t>ID de donde sale el producto</w:t>
+            </w:r>
+          </w:p>
+        </w:tc>
+      </w:tr>
+      <w:tr>
+        <w:trPr>
+          <w:trHeight w:val="248"/>
+        </w:trPr>
+        <w:tc>
+          <w:tcPr>
+            <w:tcW w:w="1436" w:type="dxa"/>
+          </w:tcPr>
+          <w:p>
+            <w:pPr>
+              <w:rPr>
+                <w:rFonts w:ascii="Times New Roman" w:hAnsi="Times New Roman" w:cs="Times New Roman"/>
+                <w:sz w:val="24"/>
+                <w:szCs w:val="24"/>
+              </w:rPr>
+            </w:pPr>
+          </w:p>
+        </w:tc>
+        <w:tc>
+          <w:tcPr>
+            <w:tcW w:w="1878" w:type="dxa"/>
+          </w:tcPr>
+          <w:p>
+            <w:pPr>
+              <w:rPr>
+                <w:rFonts w:ascii="Times New Roman" w:hAnsi="Times New Roman" w:cs="Times New Roman"/>
+                <w:sz w:val="24"/>
+                <w:szCs w:val="24"/>
+              </w:rPr>
+            </w:pPr>
+            <w:proofErr w:type="spellStart"/>
+            <w:r>
+              <w:rPr>
+                <w:rFonts w:ascii="Times New Roman" w:hAnsi="Times New Roman" w:cs="Times New Roman"/>
+                <w:sz w:val="24"/>
+                <w:szCs w:val="24"/>
+              </w:rPr>
+              <w:t>ID_Producto</w:t>
+            </w:r>
+            <w:proofErr w:type="spellEnd"/>
+            <w:r>
+              <w:rPr>
+                <w:rFonts w:ascii="Times New Roman" w:hAnsi="Times New Roman" w:cs="Times New Roman"/>
+                <w:sz w:val="24"/>
+                <w:szCs w:val="24"/>
+              </w:rPr>
+              <w:t xml:space="preserve"> FK</w:t>
+            </w:r>
+          </w:p>
+        </w:tc>
+        <w:tc>
+          <w:tcPr>
+            <w:tcW w:w="2213" w:type="dxa"/>
+          </w:tcPr>
+          <w:p>
+            <w:pPr>
+              <w:rPr>
+                <w:rFonts w:ascii="Times New Roman" w:hAnsi="Times New Roman" w:cs="Times New Roman"/>
+                <w:sz w:val="24"/>
+                <w:szCs w:val="24"/>
+              </w:rPr>
+            </w:pPr>
+            <w:r>
+              <w:rPr>
+                <w:rFonts w:ascii="Times New Roman" w:hAnsi="Times New Roman" w:cs="Times New Roman"/>
+                <w:sz w:val="24"/>
+                <w:szCs w:val="24"/>
+              </w:rPr>
+              <w:t>20</w:t>
+            </w:r>
+          </w:p>
+        </w:tc>
+        <w:tc>
+          <w:tcPr>
+            <w:tcW w:w="2213" w:type="dxa"/>
+          </w:tcPr>
+          <w:p>
+            <w:pPr>
+              <w:rPr>
+                <w:rFonts w:ascii="Times New Roman" w:hAnsi="Times New Roman" w:cs="Times New Roman"/>
+                <w:sz w:val="24"/>
+                <w:szCs w:val="24"/>
+              </w:rPr>
+            </w:pPr>
+            <w:proofErr w:type="spellStart"/>
+            <w:r>
+              <w:rPr>
+                <w:rFonts w:ascii="Times New Roman" w:hAnsi="Times New Roman" w:cs="Times New Roman"/>
+                <w:sz w:val="24"/>
+                <w:szCs w:val="24"/>
+              </w:rPr>
+              <w:t>Int</w:t>
+            </w:r>
+            <w:proofErr w:type="spellEnd"/>
+          </w:p>
+        </w:tc>
+        <w:tc>
+          <w:tcPr>
+            <w:tcW w:w="3180" w:type="dxa"/>
+          </w:tcPr>
+          <w:p>
+            <w:pPr>
+              <w:rPr>
+                <w:rFonts w:ascii="Times New Roman" w:hAnsi="Times New Roman" w:cs="Times New Roman"/>
+                <w:sz w:val="24"/>
+                <w:szCs w:val="24"/>
+              </w:rPr>
+            </w:pPr>
+            <w:r>
+              <w:rPr>
+                <w:rFonts w:ascii="Times New Roman" w:hAnsi="Times New Roman" w:cs="Times New Roman"/>
+                <w:sz w:val="24"/>
+                <w:szCs w:val="24"/>
+              </w:rPr>
+              <w:t>ID del producto</w:t>
+            </w:r>
+          </w:p>
+        </w:tc>
+      </w:tr>
+      <w:tr>
+        <w:trPr>
+          <w:trHeight w:val="234"/>
+        </w:trPr>
+        <w:tc>
+          <w:tcPr>
+            <w:tcW w:w="1436" w:type="dxa"/>
+          </w:tcPr>
+          <w:p>
+            <w:pPr>
+              <w:rPr>
+                <w:rFonts w:ascii="Times New Roman" w:hAnsi="Times New Roman" w:cs="Times New Roman"/>
+                <w:sz w:val="24"/>
+                <w:szCs w:val="24"/>
+              </w:rPr>
+            </w:pPr>
+          </w:p>
+        </w:tc>
+        <w:tc>
+          <w:tcPr>
+            <w:tcW w:w="1878" w:type="dxa"/>
+          </w:tcPr>
+          <w:p>
+            <w:pPr>
+              <w:rPr>
+                <w:rFonts w:ascii="Times New Roman" w:hAnsi="Times New Roman" w:cs="Times New Roman"/>
+                <w:sz w:val="24"/>
+                <w:szCs w:val="24"/>
+              </w:rPr>
+            </w:pPr>
+            <w:r>
+              <w:rPr>
+                <w:rFonts w:ascii="Times New Roman" w:hAnsi="Times New Roman" w:cs="Times New Roman"/>
+                <w:sz w:val="24"/>
+                <w:szCs w:val="24"/>
+              </w:rPr>
+              <w:t>Fecha</w:t>
+            </w:r>
+          </w:p>
+        </w:tc>
+        <w:tc>
+          <w:tcPr>
+            <w:tcW w:w="2213" w:type="dxa"/>
+          </w:tcPr>
+          <w:p>
+            <w:pPr>
+              <w:rPr>
+                <w:rFonts w:ascii="Times New Roman" w:hAnsi="Times New Roman" w:cs="Times New Roman"/>
+                <w:sz w:val="24"/>
+                <w:szCs w:val="24"/>
+              </w:rPr>
+            </w:pPr>
+            <w:r>
+              <w:rPr>
+                <w:rFonts w:ascii="Times New Roman" w:hAnsi="Times New Roman" w:cs="Times New Roman"/>
+                <w:sz w:val="24"/>
+                <w:szCs w:val="24"/>
+              </w:rPr>
+              <w:t>15</w:t>
+            </w:r>
+          </w:p>
+        </w:tc>
+        <w:tc>
+          <w:tcPr>
+            <w:tcW w:w="2213" w:type="dxa"/>
+          </w:tcPr>
+          <w:p>
+            <w:pPr>
+              <w:rPr>
+                <w:rFonts w:ascii="Times New Roman" w:hAnsi="Times New Roman" w:cs="Times New Roman"/>
+                <w:sz w:val="24"/>
+                <w:szCs w:val="24"/>
+              </w:rPr>
+            </w:pPr>
+            <w:r>
+              <w:rPr>
+                <w:rFonts w:ascii="Times New Roman" w:hAnsi="Times New Roman" w:cs="Times New Roman"/>
+                <w:sz w:val="24"/>
+                <w:szCs w:val="24"/>
+              </w:rPr>
+              <w:t>Date</w:t>
+            </w:r>
+          </w:p>
+        </w:tc>
+        <w:tc>
+          <w:tcPr>
+            <w:tcW w:w="3180" w:type="dxa"/>
+          </w:tcPr>
+          <w:p>
+            <w:pPr>
+              <w:rPr>
+                <w:rFonts w:ascii="Times New Roman" w:hAnsi="Times New Roman" w:cs="Times New Roman"/>
+                <w:sz w:val="24"/>
+                <w:szCs w:val="24"/>
+              </w:rPr>
+            </w:pPr>
+            <w:r>
+              <w:rPr>
+                <w:rFonts w:ascii="Times New Roman" w:hAnsi="Times New Roman" w:cs="Times New Roman"/>
+                <w:sz w:val="24"/>
+                <w:szCs w:val="24"/>
+              </w:rPr>
+              <w:t>Fecha de la salida</w:t>
+            </w:r>
+          </w:p>
+        </w:tc>
+      </w:tr>
+      <w:tr>
+        <w:trPr>
+          <w:trHeight w:val="248"/>
+        </w:trPr>
+        <w:tc>
+          <w:tcPr>
+            <w:tcW w:w="1436" w:type="dxa"/>
+          </w:tcPr>
+          <w:p>
+            <w:pPr>
+              <w:rPr>
+                <w:rFonts w:ascii="Times New Roman" w:hAnsi="Times New Roman" w:cs="Times New Roman"/>
+                <w:sz w:val="24"/>
+                <w:szCs w:val="24"/>
+              </w:rPr>
+            </w:pPr>
+          </w:p>
+        </w:tc>
+        <w:tc>
+          <w:tcPr>
+            <w:tcW w:w="1878" w:type="dxa"/>
+          </w:tcPr>
+          <w:p>
+            <w:pPr>
+              <w:rPr>
+                <w:rFonts w:ascii="Times New Roman" w:hAnsi="Times New Roman" w:cs="Times New Roman"/>
+                <w:sz w:val="24"/>
+                <w:szCs w:val="24"/>
+              </w:rPr>
+            </w:pPr>
+            <w:r>
+              <w:rPr>
+                <w:rFonts w:ascii="Times New Roman" w:hAnsi="Times New Roman" w:cs="Times New Roman"/>
+                <w:sz w:val="24"/>
+                <w:szCs w:val="24"/>
+              </w:rPr>
+              <w:t>Cantidad</w:t>
+            </w:r>
+          </w:p>
+        </w:tc>
+        <w:tc>
+          <w:tcPr>
+            <w:tcW w:w="2213" w:type="dxa"/>
+          </w:tcPr>
+          <w:p>
+            <w:pPr>
+              <w:rPr>
+                <w:rFonts w:ascii="Times New Roman" w:hAnsi="Times New Roman" w:cs="Times New Roman"/>
+                <w:sz w:val="24"/>
+                <w:szCs w:val="24"/>
+              </w:rPr>
+            </w:pPr>
+            <w:r>
+              <w:rPr>
+                <w:rFonts w:ascii="Times New Roman" w:hAnsi="Times New Roman" w:cs="Times New Roman"/>
+                <w:sz w:val="24"/>
+                <w:szCs w:val="24"/>
+              </w:rPr>
+              <w:t>12</w:t>
+            </w:r>
+          </w:p>
+        </w:tc>
+        <w:tc>
+          <w:tcPr>
+            <w:tcW w:w="2213" w:type="dxa"/>
+          </w:tcPr>
+          <w:p>
+            <w:pPr>
+              <w:rPr>
+                <w:rFonts w:ascii="Times New Roman" w:hAnsi="Times New Roman" w:cs="Times New Roman"/>
+                <w:sz w:val="24"/>
+                <w:szCs w:val="24"/>
+              </w:rPr>
+            </w:pPr>
+            <w:proofErr w:type="spellStart"/>
+            <w:r>
+              <w:rPr>
+                <w:rFonts w:ascii="Times New Roman" w:hAnsi="Times New Roman" w:cs="Times New Roman"/>
+                <w:sz w:val="24"/>
+                <w:szCs w:val="24"/>
+              </w:rPr>
+              <w:t>Varchar</w:t>
+            </w:r>
+            <w:proofErr w:type="spellEnd"/>
+          </w:p>
+        </w:tc>
+        <w:tc>
+          <w:tcPr>
+            <w:tcW w:w="3180" w:type="dxa"/>
+          </w:tcPr>
+          <w:p>
+            <w:pPr>
+              <w:rPr>
+                <w:rFonts w:ascii="Times New Roman" w:hAnsi="Times New Roman" w:cs="Times New Roman"/>
+                <w:sz w:val="24"/>
+                <w:szCs w:val="24"/>
+              </w:rPr>
+            </w:pPr>
+            <w:r>
+              <w:rPr>
+                <w:rFonts w:ascii="Times New Roman" w:hAnsi="Times New Roman" w:cs="Times New Roman"/>
+                <w:sz w:val="24"/>
+                <w:szCs w:val="24"/>
+              </w:rPr>
+              <w:t>Cantidad del producto</w:t>
+            </w:r>
+          </w:p>
+        </w:tc>
+      </w:tr>
+      <w:tr>
+        <w:trPr>
+          <w:trHeight w:val="361"/>
+        </w:trPr>
+        <w:tc>
+          <w:tcPr>
+            <w:tcW w:w="1436" w:type="dxa"/>
+          </w:tcPr>
+          <w:p>
+            <w:pPr>
+              <w:rPr>
+                <w:rFonts w:ascii="Times New Roman" w:hAnsi="Times New Roman" w:cs="Times New Roman"/>
+                <w:sz w:val="24"/>
+                <w:szCs w:val="24"/>
+              </w:rPr>
+            </w:pPr>
+          </w:p>
+        </w:tc>
+        <w:tc>
+          <w:tcPr>
+            <w:tcW w:w="1878" w:type="dxa"/>
+          </w:tcPr>
+          <w:p>
+            <w:pPr>
+              <w:rPr>
+                <w:rFonts w:ascii="Times New Roman" w:hAnsi="Times New Roman" w:cs="Times New Roman"/>
+                <w:sz w:val="24"/>
+                <w:szCs w:val="24"/>
+              </w:rPr>
+            </w:pPr>
+            <w:r>
+              <w:rPr>
+                <w:rFonts w:ascii="Times New Roman" w:hAnsi="Times New Roman" w:cs="Times New Roman"/>
+                <w:sz w:val="24"/>
+                <w:szCs w:val="24"/>
+              </w:rPr>
+              <w:t>Motivo</w:t>
+            </w:r>
+          </w:p>
+        </w:tc>
+        <w:tc>
+          <w:tcPr>
+            <w:tcW w:w="2213" w:type="dxa"/>
+          </w:tcPr>
+          <w:p>
+            <w:pPr>
+              <w:rPr>
+                <w:rFonts w:ascii="Times New Roman" w:hAnsi="Times New Roman" w:cs="Times New Roman"/>
+                <w:sz w:val="24"/>
+                <w:szCs w:val="24"/>
+              </w:rPr>
+            </w:pPr>
+            <w:r>
+              <w:rPr>
+                <w:rFonts w:ascii="Times New Roman" w:hAnsi="Times New Roman" w:cs="Times New Roman"/>
+                <w:sz w:val="24"/>
+                <w:szCs w:val="24"/>
+              </w:rPr>
+              <w:t>16</w:t>
+            </w:r>
+          </w:p>
+        </w:tc>
+        <w:tc>
+          <w:tcPr>
+            <w:tcW w:w="2213" w:type="dxa"/>
+          </w:tcPr>
+          <w:p>
+            <w:pPr>
+              <w:rPr>
+                <w:rFonts w:ascii="Times New Roman" w:hAnsi="Times New Roman" w:cs="Times New Roman"/>
+                <w:sz w:val="24"/>
+                <w:szCs w:val="24"/>
+              </w:rPr>
+            </w:pPr>
+            <w:r>
+              <w:rPr>
+                <w:rFonts w:ascii="Times New Roman" w:hAnsi="Times New Roman" w:cs="Times New Roman"/>
+                <w:sz w:val="24"/>
+                <w:szCs w:val="24"/>
+              </w:rPr>
+              <w:t xml:space="preserve">Text </w:t>
+            </w:r>
+          </w:p>
+        </w:tc>
+        <w:tc>
+          <w:tcPr>
+            <w:tcW w:w="3180" w:type="dxa"/>
+          </w:tcPr>
+          <w:p>
+            <w:pPr>
+              <w:rPr>
+                <w:rFonts w:ascii="Times New Roman" w:hAnsi="Times New Roman" w:cs="Times New Roman"/>
+                <w:sz w:val="24"/>
+                <w:szCs w:val="24"/>
+              </w:rPr>
+            </w:pPr>
+            <w:r>
+              <w:rPr>
+                <w:rFonts w:ascii="Times New Roman" w:hAnsi="Times New Roman" w:cs="Times New Roman"/>
+                <w:sz w:val="24"/>
+                <w:szCs w:val="24"/>
+              </w:rPr>
+              <w:t xml:space="preserve">Motivo de salida </w:t>
+            </w:r>
+          </w:p>
+        </w:tc>
+      </w:tr>
+    </w:tbl>
+    <w:p/>
+    <w:tbl>
+      <w:tblPr>
+        <w:tblStyle w:val="Tablaconcuadrcula"/>
+        <w:tblpPr w:leftFromText="141" w:rightFromText="141" w:vertAnchor="text" w:horzAnchor="margin" w:tblpY="1752"/>
+        <w:tblW w:w="11156" w:type="dxa"/>
+        <w:tblLook w:val="04A0" w:firstRow="1" w:lastRow="0" w:firstColumn="1" w:lastColumn="0" w:noHBand="0" w:noVBand="1"/>
+      </w:tblPr>
+      <w:tblGrid>
+        <w:gridCol w:w="2789"/>
+        <w:gridCol w:w="2789"/>
+        <w:gridCol w:w="2789"/>
+        <w:gridCol w:w="2789"/>
+      </w:tblGrid>
+      <w:tr>
+        <w:trPr>
+          <w:trHeight w:val="277"/>
+        </w:trPr>
+        <w:tc>
+          <w:tcPr>
+            <w:tcW w:w="2789" w:type="dxa"/>
+          </w:tcPr>
+          <w:p>
+            <w:pPr>
+              <w:rPr>
+                <w:rFonts w:ascii="Times New Roman" w:hAnsi="Times New Roman" w:cs="Times New Roman"/>
+                <w:b/>
+                <w:sz w:val="24"/>
+                <w:szCs w:val="24"/>
+              </w:rPr>
+            </w:pPr>
+            <w:r>
+              <w:rPr>
+                <w:rFonts w:ascii="Times New Roman" w:hAnsi="Times New Roman" w:cs="Times New Roman"/>
+                <w:b/>
+                <w:sz w:val="24"/>
+                <w:szCs w:val="24"/>
+              </w:rPr>
+              <w:t xml:space="preserve">Nombre </w:t>
+            </w:r>
+          </w:p>
+        </w:tc>
+        <w:tc>
+          <w:tcPr>
+            <w:tcW w:w="2789" w:type="dxa"/>
+          </w:tcPr>
+          <w:p>
+            <w:pPr>
+              <w:rPr>
+                <w:rFonts w:ascii="Times New Roman" w:hAnsi="Times New Roman" w:cs="Times New Roman"/>
+                <w:b/>
+                <w:sz w:val="24"/>
+                <w:szCs w:val="24"/>
+              </w:rPr>
+            </w:pPr>
+            <w:r>
+              <w:rPr>
+                <w:rFonts w:ascii="Times New Roman" w:hAnsi="Times New Roman" w:cs="Times New Roman"/>
+                <w:b/>
+                <w:sz w:val="24"/>
+                <w:szCs w:val="24"/>
+              </w:rPr>
+              <w:t>Tamaño</w:t>
+            </w:r>
+          </w:p>
+        </w:tc>
+        <w:tc>
+          <w:tcPr>
+            <w:tcW w:w="2789" w:type="dxa"/>
+          </w:tcPr>
+          <w:p>
+            <w:pPr>
+              <w:rPr>
+                <w:rFonts w:ascii="Times New Roman" w:hAnsi="Times New Roman" w:cs="Times New Roman"/>
+                <w:b/>
+                <w:sz w:val="24"/>
+                <w:szCs w:val="24"/>
+              </w:rPr>
+            </w:pPr>
+            <w:r>
+              <w:rPr>
+                <w:rFonts w:ascii="Times New Roman" w:hAnsi="Times New Roman" w:cs="Times New Roman"/>
+                <w:b/>
+                <w:sz w:val="24"/>
+                <w:szCs w:val="24"/>
+              </w:rPr>
+              <w:t>Tipo</w:t>
+            </w:r>
+          </w:p>
+        </w:tc>
+        <w:tc>
+          <w:tcPr>
+            <w:tcW w:w="2789" w:type="dxa"/>
+          </w:tcPr>
+          <w:p>
+            <w:pPr>
+              <w:rPr>
+                <w:rFonts w:ascii="Times New Roman" w:hAnsi="Times New Roman" w:cs="Times New Roman"/>
+                <w:b/>
+                <w:sz w:val="24"/>
+                <w:szCs w:val="24"/>
+              </w:rPr>
+            </w:pPr>
+            <w:r>
+              <w:rPr>
+                <w:rFonts w:ascii="Times New Roman" w:hAnsi="Times New Roman" w:cs="Times New Roman"/>
+                <w:b/>
+                <w:sz w:val="24"/>
+                <w:szCs w:val="24"/>
+              </w:rPr>
+              <w:t xml:space="preserve">Descripción </w:t>
+            </w:r>
+          </w:p>
+        </w:tc>
+      </w:tr>
+      <w:tr>
+        <w:trPr>
+          <w:trHeight w:val="261"/>
+        </w:trPr>
+        <w:tc>
+          <w:tcPr>
+            <w:tcW w:w="2789" w:type="dxa"/>
+          </w:tcPr>
+          <w:p>
+            <w:pPr>
+              <w:rPr>
+                <w:rFonts w:ascii="Times New Roman" w:hAnsi="Times New Roman" w:cs="Times New Roman"/>
+                <w:sz w:val="24"/>
+                <w:szCs w:val="24"/>
+              </w:rPr>
+            </w:pPr>
+            <w:proofErr w:type="spellStart"/>
+            <w:r>
+              <w:rPr>
+                <w:rFonts w:ascii="Times New Roman" w:hAnsi="Times New Roman" w:cs="Times New Roman"/>
+                <w:sz w:val="24"/>
+                <w:szCs w:val="24"/>
+              </w:rPr>
+              <w:t>ID_Servicio</w:t>
+            </w:r>
+            <w:proofErr w:type="spellEnd"/>
+            <w:r>
+              <w:rPr>
+                <w:rFonts w:ascii="Times New Roman" w:hAnsi="Times New Roman" w:cs="Times New Roman"/>
+                <w:sz w:val="24"/>
+                <w:szCs w:val="24"/>
+              </w:rPr>
+              <w:t xml:space="preserve"> </w:t>
+            </w:r>
+          </w:p>
+        </w:tc>
+        <w:tc>
+          <w:tcPr>
+            <w:tcW w:w="2789" w:type="dxa"/>
+          </w:tcPr>
+          <w:p>
+            <w:pPr>
+              <w:rPr>
+                <w:rFonts w:ascii="Times New Roman" w:hAnsi="Times New Roman" w:cs="Times New Roman"/>
+                <w:sz w:val="24"/>
+                <w:szCs w:val="24"/>
+              </w:rPr>
+            </w:pPr>
+            <w:r>
+              <w:rPr>
+                <w:rFonts w:ascii="Times New Roman" w:hAnsi="Times New Roman" w:cs="Times New Roman"/>
+                <w:sz w:val="24"/>
+                <w:szCs w:val="24"/>
+              </w:rPr>
+              <w:t>40</w:t>
+            </w:r>
+          </w:p>
+        </w:tc>
+        <w:tc>
+          <w:tcPr>
+            <w:tcW w:w="2789" w:type="dxa"/>
+          </w:tcPr>
+          <w:p>
+            <w:pPr>
+              <w:rPr>
+                <w:rFonts w:ascii="Times New Roman" w:hAnsi="Times New Roman" w:cs="Times New Roman"/>
+                <w:sz w:val="24"/>
+                <w:szCs w:val="24"/>
+              </w:rPr>
+            </w:pPr>
+            <w:proofErr w:type="spellStart"/>
+            <w:r>
+              <w:rPr>
+                <w:rFonts w:ascii="Times New Roman" w:hAnsi="Times New Roman" w:cs="Times New Roman"/>
+                <w:sz w:val="24"/>
+                <w:szCs w:val="24"/>
+              </w:rPr>
+              <w:t>Int</w:t>
+            </w:r>
+            <w:proofErr w:type="spellEnd"/>
+          </w:p>
+        </w:tc>
+        <w:tc>
+          <w:tcPr>
+            <w:tcW w:w="2789" w:type="dxa"/>
+          </w:tcPr>
+          <w:p>
+            <w:pPr>
+              <w:rPr>
+                <w:rFonts w:ascii="Times New Roman" w:hAnsi="Times New Roman" w:cs="Times New Roman"/>
+                <w:sz w:val="24"/>
+                <w:szCs w:val="24"/>
+              </w:rPr>
+            </w:pPr>
+            <w:r>
+              <w:rPr>
+                <w:rFonts w:ascii="Times New Roman" w:hAnsi="Times New Roman" w:cs="Times New Roman"/>
+                <w:sz w:val="24"/>
+                <w:szCs w:val="24"/>
+              </w:rPr>
+              <w:t xml:space="preserve">ID del servicio </w:t>
+            </w:r>
+          </w:p>
+        </w:tc>
+      </w:tr>
+      <w:tr>
+        <w:trPr>
+          <w:trHeight w:val="277"/>
+        </w:trPr>
+        <w:tc>
+          <w:tcPr>
+            <w:tcW w:w="2789" w:type="dxa"/>
+          </w:tcPr>
+          <w:p>
+            <w:pPr>
+              <w:rPr>
+                <w:rFonts w:ascii="Times New Roman" w:hAnsi="Times New Roman" w:cs="Times New Roman"/>
+                <w:sz w:val="24"/>
+                <w:szCs w:val="24"/>
+              </w:rPr>
+            </w:pPr>
+            <w:r>
+              <w:rPr>
+                <w:rFonts w:ascii="Times New Roman" w:hAnsi="Times New Roman" w:cs="Times New Roman"/>
+                <w:sz w:val="24"/>
+                <w:szCs w:val="24"/>
+              </w:rPr>
+              <w:t xml:space="preserve">Numero </w:t>
+            </w:r>
+          </w:p>
+        </w:tc>
+        <w:tc>
+          <w:tcPr>
+            <w:tcW w:w="2789" w:type="dxa"/>
+          </w:tcPr>
+          <w:p>
+            <w:pPr>
+              <w:rPr>
+                <w:rFonts w:ascii="Times New Roman" w:hAnsi="Times New Roman" w:cs="Times New Roman"/>
+                <w:sz w:val="24"/>
+                <w:szCs w:val="24"/>
+              </w:rPr>
+            </w:pPr>
+            <w:r>
+              <w:rPr>
+                <w:rFonts w:ascii="Times New Roman" w:hAnsi="Times New Roman" w:cs="Times New Roman"/>
+                <w:sz w:val="24"/>
+                <w:szCs w:val="24"/>
+              </w:rPr>
+              <w:t>20</w:t>
+            </w:r>
+          </w:p>
+        </w:tc>
+        <w:tc>
+          <w:tcPr>
+            <w:tcW w:w="2789" w:type="dxa"/>
+          </w:tcPr>
+          <w:p>
+            <w:pPr>
+              <w:rPr>
+                <w:rFonts w:ascii="Times New Roman" w:hAnsi="Times New Roman" w:cs="Times New Roman"/>
+                <w:sz w:val="24"/>
+                <w:szCs w:val="24"/>
+              </w:rPr>
+            </w:pPr>
+            <w:proofErr w:type="spellStart"/>
+            <w:r>
+              <w:rPr>
+                <w:rFonts w:ascii="Times New Roman" w:hAnsi="Times New Roman" w:cs="Times New Roman"/>
+                <w:sz w:val="24"/>
+                <w:szCs w:val="24"/>
+              </w:rPr>
+              <w:t>Int</w:t>
+            </w:r>
+            <w:proofErr w:type="spellEnd"/>
+          </w:p>
+        </w:tc>
+        <w:tc>
+          <w:tcPr>
+            <w:tcW w:w="2789" w:type="dxa"/>
+          </w:tcPr>
+          <w:p>
+            <w:pPr>
+              <w:rPr>
+                <w:rFonts w:ascii="Times New Roman" w:hAnsi="Times New Roman" w:cs="Times New Roman"/>
+                <w:sz w:val="24"/>
+                <w:szCs w:val="24"/>
+              </w:rPr>
+            </w:pPr>
+            <w:r>
+              <w:rPr>
+                <w:rFonts w:ascii="Times New Roman" w:hAnsi="Times New Roman" w:cs="Times New Roman"/>
+                <w:sz w:val="24"/>
+                <w:szCs w:val="24"/>
+              </w:rPr>
+              <w:t>Número del servicio</w:t>
+            </w:r>
+          </w:p>
+        </w:tc>
+      </w:tr>
+      <w:tr>
+        <w:trPr>
+          <w:trHeight w:val="215"/>
+        </w:trPr>
+        <w:tc>
+          <w:tcPr>
+            <w:tcW w:w="2789" w:type="dxa"/>
+          </w:tcPr>
+          <w:p>
+            <w:pPr>
+              <w:rPr>
+                <w:rFonts w:ascii="Times New Roman" w:hAnsi="Times New Roman" w:cs="Times New Roman"/>
+                <w:sz w:val="24"/>
+                <w:szCs w:val="24"/>
+              </w:rPr>
+            </w:pPr>
+            <w:r>
+              <w:rPr>
+                <w:rFonts w:ascii="Times New Roman" w:hAnsi="Times New Roman" w:cs="Times New Roman"/>
+                <w:sz w:val="24"/>
+                <w:szCs w:val="24"/>
+              </w:rPr>
+              <w:t>Precio Base</w:t>
+            </w:r>
+          </w:p>
+        </w:tc>
+        <w:tc>
+          <w:tcPr>
+            <w:tcW w:w="2789" w:type="dxa"/>
+          </w:tcPr>
+          <w:p>
+            <w:pPr>
+              <w:rPr>
+                <w:rFonts w:ascii="Times New Roman" w:hAnsi="Times New Roman" w:cs="Times New Roman"/>
+                <w:sz w:val="24"/>
+                <w:szCs w:val="24"/>
+              </w:rPr>
+            </w:pPr>
+            <w:r>
+              <w:rPr>
+                <w:rFonts w:ascii="Times New Roman" w:hAnsi="Times New Roman" w:cs="Times New Roman"/>
+                <w:sz w:val="24"/>
+                <w:szCs w:val="24"/>
+              </w:rPr>
+              <w:t>15</w:t>
+            </w:r>
+          </w:p>
+        </w:tc>
+        <w:tc>
+          <w:tcPr>
+            <w:tcW w:w="2789" w:type="dxa"/>
+          </w:tcPr>
+          <w:p>
+            <w:pPr>
+              <w:rPr>
+                <w:rFonts w:ascii="Times New Roman" w:hAnsi="Times New Roman" w:cs="Times New Roman"/>
+                <w:sz w:val="24"/>
+                <w:szCs w:val="24"/>
+              </w:rPr>
+            </w:pPr>
+            <w:r>
+              <w:rPr>
+                <w:rFonts w:ascii="Times New Roman" w:hAnsi="Times New Roman" w:cs="Times New Roman"/>
+                <w:sz w:val="24"/>
+                <w:szCs w:val="24"/>
+              </w:rPr>
+              <w:t>Date</w:t>
+            </w:r>
+          </w:p>
+        </w:tc>
+        <w:tc>
+          <w:tcPr>
+            <w:tcW w:w="2789" w:type="dxa"/>
+          </w:tcPr>
+          <w:p>
+            <w:pPr>
+              <w:rPr>
+                <w:rFonts w:ascii="Times New Roman" w:hAnsi="Times New Roman" w:cs="Times New Roman"/>
+                <w:sz w:val="24"/>
+                <w:szCs w:val="24"/>
+              </w:rPr>
+            </w:pPr>
+            <w:r>
+              <w:rPr>
+                <w:rFonts w:ascii="Times New Roman" w:hAnsi="Times New Roman" w:cs="Times New Roman"/>
+                <w:sz w:val="24"/>
+                <w:szCs w:val="24"/>
+              </w:rPr>
+              <w:t>Precio base del servicio</w:t>
+            </w:r>
+          </w:p>
+        </w:tc>
+      </w:tr>
+      <w:tr>
+        <w:trPr>
+          <w:trHeight w:val="277"/>
+        </w:trPr>
+        <w:tc>
+          <w:tcPr>
+            <w:tcW w:w="2789" w:type="dxa"/>
+          </w:tcPr>
+          <w:p>
+            <w:pPr>
+              <w:rPr>
+                <w:rFonts w:ascii="Times New Roman" w:hAnsi="Times New Roman" w:cs="Times New Roman"/>
+                <w:sz w:val="24"/>
+                <w:szCs w:val="24"/>
+              </w:rPr>
+            </w:pPr>
+            <w:r>
+              <w:rPr>
+                <w:rFonts w:ascii="Times New Roman" w:hAnsi="Times New Roman" w:cs="Times New Roman"/>
+                <w:sz w:val="24"/>
+                <w:szCs w:val="24"/>
+              </w:rPr>
+              <w:t>Duración Estimada</w:t>
+            </w:r>
+          </w:p>
+        </w:tc>
+        <w:tc>
+          <w:tcPr>
+            <w:tcW w:w="2789" w:type="dxa"/>
+          </w:tcPr>
+          <w:p>
+            <w:pPr>
+              <w:rPr>
+                <w:rFonts w:ascii="Times New Roman" w:hAnsi="Times New Roman" w:cs="Times New Roman"/>
+                <w:sz w:val="24"/>
+                <w:szCs w:val="24"/>
+              </w:rPr>
+            </w:pPr>
+            <w:r>
+              <w:rPr>
+                <w:rFonts w:ascii="Times New Roman" w:hAnsi="Times New Roman" w:cs="Times New Roman"/>
+                <w:sz w:val="24"/>
+                <w:szCs w:val="24"/>
+              </w:rPr>
+              <w:t>18</w:t>
+            </w:r>
+          </w:p>
+        </w:tc>
+        <w:tc>
+          <w:tcPr>
+            <w:tcW w:w="2789" w:type="dxa"/>
+          </w:tcPr>
+          <w:p>
+            <w:pPr>
+              <w:rPr>
+                <w:rFonts w:ascii="Times New Roman" w:hAnsi="Times New Roman" w:cs="Times New Roman"/>
+                <w:sz w:val="24"/>
+                <w:szCs w:val="24"/>
+              </w:rPr>
+            </w:pPr>
+            <w:proofErr w:type="spellStart"/>
+            <w:r>
+              <w:rPr>
+                <w:rFonts w:ascii="Times New Roman" w:hAnsi="Times New Roman" w:cs="Times New Roman"/>
+                <w:sz w:val="24"/>
+                <w:szCs w:val="24"/>
+              </w:rPr>
+              <w:t>Varchar</w:t>
+            </w:r>
+            <w:proofErr w:type="spellEnd"/>
+          </w:p>
+        </w:tc>
+        <w:tc>
+          <w:tcPr>
+            <w:tcW w:w="2789" w:type="dxa"/>
+          </w:tcPr>
+          <w:p>
+            <w:pPr>
+              <w:rPr>
+                <w:rFonts w:ascii="Times New Roman" w:hAnsi="Times New Roman" w:cs="Times New Roman"/>
+                <w:sz w:val="24"/>
+                <w:szCs w:val="24"/>
+              </w:rPr>
+            </w:pPr>
+            <w:r>
+              <w:rPr>
+                <w:rFonts w:ascii="Times New Roman" w:hAnsi="Times New Roman" w:cs="Times New Roman"/>
+                <w:sz w:val="24"/>
+                <w:szCs w:val="24"/>
+              </w:rPr>
+              <w:t>Duración del servicio</w:t>
+            </w:r>
+          </w:p>
+        </w:tc>
+      </w:tr>
+      <w:tr>
+        <w:trPr>
+          <w:trHeight w:val="361"/>
+        </w:trPr>
+        <w:tc>
+          <w:tcPr>
+            <w:tcW w:w="2789" w:type="dxa"/>
+          </w:tcPr>
+          <w:p>
+            <w:pPr>
+              <w:rPr>
+                <w:rFonts w:ascii="Times New Roman" w:hAnsi="Times New Roman" w:cs="Times New Roman"/>
+                <w:sz w:val="24"/>
+                <w:szCs w:val="24"/>
+              </w:rPr>
+            </w:pPr>
+            <w:r>
+              <w:rPr>
+                <w:rFonts w:ascii="Times New Roman" w:hAnsi="Times New Roman" w:cs="Times New Roman"/>
+                <w:sz w:val="24"/>
+                <w:szCs w:val="24"/>
+              </w:rPr>
+              <w:t xml:space="preserve">Descripción </w:t>
+            </w:r>
+          </w:p>
+        </w:tc>
+        <w:tc>
+          <w:tcPr>
+            <w:tcW w:w="2789" w:type="dxa"/>
+          </w:tcPr>
+          <w:p>
+            <w:pPr>
+              <w:rPr>
+                <w:rFonts w:ascii="Times New Roman" w:hAnsi="Times New Roman" w:cs="Times New Roman"/>
+                <w:sz w:val="24"/>
+                <w:szCs w:val="24"/>
+              </w:rPr>
+            </w:pPr>
+            <w:r>
+              <w:rPr>
+                <w:rFonts w:ascii="Times New Roman" w:hAnsi="Times New Roman" w:cs="Times New Roman"/>
+                <w:sz w:val="24"/>
+                <w:szCs w:val="24"/>
+              </w:rPr>
+              <w:t>32</w:t>
+            </w:r>
+          </w:p>
+        </w:tc>
+        <w:tc>
+          <w:tcPr>
+            <w:tcW w:w="2789" w:type="dxa"/>
+          </w:tcPr>
+          <w:p>
+            <w:pPr>
+              <w:rPr>
+                <w:rFonts w:ascii="Times New Roman" w:hAnsi="Times New Roman" w:cs="Times New Roman"/>
+                <w:sz w:val="24"/>
+                <w:szCs w:val="24"/>
+              </w:rPr>
+            </w:pPr>
+            <w:proofErr w:type="spellStart"/>
+            <w:r>
+              <w:rPr>
+                <w:rFonts w:ascii="Times New Roman" w:hAnsi="Times New Roman" w:cs="Times New Roman"/>
+                <w:sz w:val="24"/>
+                <w:szCs w:val="24"/>
+              </w:rPr>
+              <w:t>Varchar</w:t>
+            </w:r>
+            <w:proofErr w:type="spellEnd"/>
+          </w:p>
+        </w:tc>
+        <w:tc>
+          <w:tcPr>
+            <w:tcW w:w="2789" w:type="dxa"/>
+          </w:tcPr>
+          <w:p>
+            <w:pPr>
+              <w:rPr>
+                <w:rFonts w:ascii="Times New Roman" w:hAnsi="Times New Roman" w:cs="Times New Roman"/>
+                <w:sz w:val="24"/>
+                <w:szCs w:val="24"/>
+              </w:rPr>
+            </w:pPr>
+            <w:r>
+              <w:rPr>
+                <w:rFonts w:ascii="Times New Roman" w:hAnsi="Times New Roman" w:cs="Times New Roman"/>
+                <w:sz w:val="24"/>
+                <w:szCs w:val="24"/>
+              </w:rPr>
+              <w:t>Descripción del servicio</w:t>
+            </w:r>
+          </w:p>
+        </w:tc>
+      </w:tr>
+    </w:tbl>
+    <w:p/>
+    <w:p/>
+    <w:p/>
+    <w:p/>
+    <w:p/>
+    <w:p/>
+    <w:p/>
+    <w:p/>
+    <w:p>
+      <w:bookmarkStart w:id="0" w:name="_GoBack"/>
+      <w:bookmarkEnd w:id="0"/>
+    </w:p>
+    <w:tbl>
+      <w:tblPr>
+        <w:tblStyle w:val="Tablaconcuadrcula"/>
+        <w:tblW w:w="10864" w:type="dxa"/>
+        <w:tblInd w:w="-5" w:type="dxa"/>
+        <w:tblLook w:val="04A0" w:firstRow="1" w:lastRow="0" w:firstColumn="1" w:lastColumn="0" w:noHBand="0" w:noVBand="1"/>
+      </w:tblPr>
+      <w:tblGrid>
+        <w:gridCol w:w="2716"/>
+        <w:gridCol w:w="2716"/>
+        <w:gridCol w:w="2716"/>
+        <w:gridCol w:w="2716"/>
+      </w:tblGrid>
+      <w:tr>
+        <w:trPr>
+          <w:trHeight w:val="295"/>
+        </w:trPr>
+        <w:tc>
+          <w:tcPr>
+            <w:tcW w:w="2716" w:type="dxa"/>
+          </w:tcPr>
+          <w:p>
+            <w:pPr>
+              <w:rPr>
+                <w:rFonts w:ascii="Times New Roman" w:hAnsi="Times New Roman" w:cs="Times New Roman"/>
+              </w:rPr>
+            </w:pPr>
+            <w:r>
+              <w:rPr>
+                <w:rFonts w:ascii="Times New Roman" w:hAnsi="Times New Roman" w:cs="Times New Roman"/>
+              </w:rPr>
+              <w:t>Nombre</w:t>
+            </w:r>
+          </w:p>
+        </w:tc>
+        <w:tc>
+          <w:tcPr>
+            <w:tcW w:w="2716" w:type="dxa"/>
+          </w:tcPr>
+          <w:p>
+            <w:pPr>
+              <w:rPr>
+                <w:rFonts w:ascii="Times New Roman" w:hAnsi="Times New Roman" w:cs="Times New Roman"/>
+              </w:rPr>
+            </w:pPr>
+            <w:r>
+              <w:rPr>
+                <w:rFonts w:ascii="Times New Roman" w:hAnsi="Times New Roman" w:cs="Times New Roman"/>
+              </w:rPr>
+              <w:t>Tamaño</w:t>
+            </w:r>
+          </w:p>
+        </w:tc>
+        <w:tc>
+          <w:tcPr>
+            <w:tcW w:w="2716" w:type="dxa"/>
+          </w:tcPr>
+          <w:p>
+            <w:pPr>
+              <w:rPr>
+                <w:rFonts w:ascii="Times New Roman" w:hAnsi="Times New Roman" w:cs="Times New Roman"/>
+              </w:rPr>
+            </w:pPr>
+            <w:r>
+              <w:rPr>
+                <w:rFonts w:ascii="Times New Roman" w:hAnsi="Times New Roman" w:cs="Times New Roman"/>
+              </w:rPr>
+              <w:t>Tipo</w:t>
+            </w:r>
+          </w:p>
+        </w:tc>
+        <w:tc>
+          <w:tcPr>
+            <w:tcW w:w="2716" w:type="dxa"/>
+          </w:tcPr>
+          <w:p>
+            <w:pPr>
+              <w:rPr>
+                <w:rFonts w:ascii="Times New Roman" w:hAnsi="Times New Roman" w:cs="Times New Roman"/>
+              </w:rPr>
+            </w:pPr>
+            <w:r>
+              <w:rPr>
+                <w:rFonts w:ascii="Times New Roman" w:hAnsi="Times New Roman" w:cs="Times New Roman"/>
+              </w:rPr>
+              <w:t xml:space="preserve">Descripción </w:t>
+            </w:r>
+          </w:p>
+        </w:tc>
+      </w:tr>
+      <w:tr>
+        <w:trPr>
+          <w:trHeight w:val="278"/>
+        </w:trPr>
+        <w:tc>
+          <w:tcPr>
+            <w:tcW w:w="2716" w:type="dxa"/>
+          </w:tcPr>
+          <w:p>
+            <w:pPr>
+              <w:rPr>
+                <w:rFonts w:ascii="Times New Roman" w:hAnsi="Times New Roman" w:cs="Times New Roman"/>
+              </w:rPr>
+            </w:pPr>
+            <w:r>
+              <w:rPr>
+                <w:rFonts w:ascii="Times New Roman" w:hAnsi="Times New Roman" w:cs="Times New Roman"/>
+              </w:rPr>
+              <w:t>ID_ Tatuadores</w:t>
+            </w:r>
+          </w:p>
+        </w:tc>
+        <w:tc>
+          <w:tcPr>
+            <w:tcW w:w="2716" w:type="dxa"/>
+          </w:tcPr>
+          <w:p>
+            <w:pPr>
+              <w:rPr>
+                <w:rFonts w:ascii="Times New Roman" w:hAnsi="Times New Roman" w:cs="Times New Roman"/>
+              </w:rPr>
+            </w:pPr>
+            <w:r>
+              <w:rPr>
+                <w:rFonts w:ascii="Times New Roman" w:hAnsi="Times New Roman" w:cs="Times New Roman"/>
+              </w:rPr>
+              <w:t>18</w:t>
+            </w:r>
+          </w:p>
+        </w:tc>
+        <w:tc>
+          <w:tcPr>
+            <w:tcW w:w="2716" w:type="dxa"/>
+          </w:tcPr>
+          <w:p>
+            <w:pPr>
+              <w:rPr>
+                <w:rFonts w:ascii="Times New Roman" w:hAnsi="Times New Roman" w:cs="Times New Roman"/>
+              </w:rPr>
+            </w:pPr>
+            <w:proofErr w:type="spellStart"/>
+            <w:r>
+              <w:rPr>
+                <w:rFonts w:ascii="Times New Roman" w:hAnsi="Times New Roman" w:cs="Times New Roman"/>
+              </w:rPr>
+              <w:t>Int</w:t>
+            </w:r>
+            <w:proofErr w:type="spellEnd"/>
+          </w:p>
+        </w:tc>
+        <w:tc>
+          <w:tcPr>
+            <w:tcW w:w="2716" w:type="dxa"/>
+          </w:tcPr>
+          <w:p>
+            <w:pPr>
+              <w:rPr>
+                <w:rFonts w:ascii="Times New Roman" w:hAnsi="Times New Roman" w:cs="Times New Roman"/>
+              </w:rPr>
+            </w:pPr>
+            <w:r>
+              <w:rPr>
+                <w:rFonts w:ascii="Times New Roman" w:hAnsi="Times New Roman" w:cs="Times New Roman"/>
+              </w:rPr>
+              <w:t>ID de tatuadores</w:t>
+            </w:r>
+          </w:p>
+        </w:tc>
+      </w:tr>
+      <w:tr>
+        <w:trPr>
+          <w:trHeight w:val="295"/>
+        </w:trPr>
+        <w:tc>
+          <w:tcPr>
+            <w:tcW w:w="2716" w:type="dxa"/>
+          </w:tcPr>
+          <w:p>
+            <w:pPr>
+              <w:rPr>
+                <w:rFonts w:ascii="Times New Roman" w:hAnsi="Times New Roman" w:cs="Times New Roman"/>
+              </w:rPr>
+            </w:pPr>
+            <w:r>
+              <w:rPr>
+                <w:rFonts w:ascii="Times New Roman" w:hAnsi="Times New Roman" w:cs="Times New Roman"/>
+              </w:rPr>
+              <w:t>Nombre</w:t>
+            </w:r>
+          </w:p>
+        </w:tc>
+        <w:tc>
+          <w:tcPr>
+            <w:tcW w:w="2716" w:type="dxa"/>
+          </w:tcPr>
+          <w:p>
+            <w:pPr>
+              <w:rPr>
+                <w:rFonts w:ascii="Times New Roman" w:hAnsi="Times New Roman" w:cs="Times New Roman"/>
+              </w:rPr>
+            </w:pPr>
+            <w:r>
+              <w:rPr>
+                <w:rFonts w:ascii="Times New Roman" w:hAnsi="Times New Roman" w:cs="Times New Roman"/>
+              </w:rPr>
+              <w:t>14</w:t>
+            </w:r>
+          </w:p>
+        </w:tc>
+        <w:tc>
+          <w:tcPr>
+            <w:tcW w:w="2716" w:type="dxa"/>
+          </w:tcPr>
+          <w:p>
+            <w:pPr>
+              <w:rPr>
+                <w:rFonts w:ascii="Times New Roman" w:hAnsi="Times New Roman" w:cs="Times New Roman"/>
+              </w:rPr>
+            </w:pPr>
+            <w:r>
+              <w:rPr>
+                <w:rFonts w:ascii="Times New Roman" w:hAnsi="Times New Roman" w:cs="Times New Roman"/>
+              </w:rPr>
+              <w:t>Date</w:t>
+            </w:r>
+          </w:p>
+        </w:tc>
+        <w:tc>
+          <w:tcPr>
+            <w:tcW w:w="2716" w:type="dxa"/>
+          </w:tcPr>
+          <w:p>
+            <w:pPr>
+              <w:rPr>
+                <w:rFonts w:ascii="Times New Roman" w:hAnsi="Times New Roman" w:cs="Times New Roman"/>
+              </w:rPr>
+            </w:pPr>
+            <w:r>
+              <w:rPr>
+                <w:rFonts w:ascii="Times New Roman" w:hAnsi="Times New Roman" w:cs="Times New Roman"/>
+              </w:rPr>
+              <w:t xml:space="preserve">Nombre del tatuador </w:t>
+            </w:r>
+          </w:p>
+        </w:tc>
+      </w:tr>
+      <w:tr>
+        <w:trPr>
+          <w:trHeight w:val="278"/>
+        </w:trPr>
+        <w:tc>
+          <w:tcPr>
+            <w:tcW w:w="2716" w:type="dxa"/>
+          </w:tcPr>
+          <w:p>
+            <w:pPr>
+              <w:rPr>
+                <w:rFonts w:ascii="Times New Roman" w:hAnsi="Times New Roman" w:cs="Times New Roman"/>
+              </w:rPr>
+            </w:pPr>
+            <w:r>
+              <w:rPr>
+                <w:rFonts w:ascii="Times New Roman" w:hAnsi="Times New Roman" w:cs="Times New Roman"/>
+              </w:rPr>
+              <w:t>Especialidad</w:t>
+            </w:r>
+          </w:p>
+        </w:tc>
+        <w:tc>
+          <w:tcPr>
+            <w:tcW w:w="2716" w:type="dxa"/>
+          </w:tcPr>
+          <w:p>
+            <w:pPr>
+              <w:rPr>
+                <w:rFonts w:ascii="Times New Roman" w:hAnsi="Times New Roman" w:cs="Times New Roman"/>
+              </w:rPr>
+            </w:pPr>
+            <w:r>
+              <w:rPr>
+                <w:rFonts w:ascii="Times New Roman" w:hAnsi="Times New Roman" w:cs="Times New Roman"/>
+              </w:rPr>
+              <w:t>22</w:t>
+            </w:r>
+          </w:p>
+        </w:tc>
+        <w:tc>
+          <w:tcPr>
+            <w:tcW w:w="2716" w:type="dxa"/>
+          </w:tcPr>
+          <w:p>
+            <w:pPr>
+              <w:rPr>
+                <w:rFonts w:ascii="Times New Roman" w:hAnsi="Times New Roman" w:cs="Times New Roman"/>
+              </w:rPr>
+            </w:pPr>
+            <w:proofErr w:type="spellStart"/>
+            <w:r>
+              <w:rPr>
+                <w:rFonts w:ascii="Times New Roman" w:hAnsi="Times New Roman" w:cs="Times New Roman"/>
+              </w:rPr>
+              <w:t>Varchar</w:t>
+            </w:r>
+            <w:proofErr w:type="spellEnd"/>
+          </w:p>
+        </w:tc>
+        <w:tc>
+          <w:tcPr>
+            <w:tcW w:w="2716" w:type="dxa"/>
+          </w:tcPr>
+          <w:p>
+            <w:pPr>
+              <w:rPr>
+                <w:rFonts w:ascii="Times New Roman" w:hAnsi="Times New Roman" w:cs="Times New Roman"/>
+              </w:rPr>
+            </w:pPr>
+            <w:r>
+              <w:rPr>
+                <w:rFonts w:ascii="Times New Roman" w:hAnsi="Times New Roman" w:cs="Times New Roman"/>
+              </w:rPr>
+              <w:t xml:space="preserve">Especialidad del tatuador </w:t>
+            </w:r>
+          </w:p>
+        </w:tc>
+      </w:tr>
+      <w:tr>
+        <w:trPr>
+          <w:trHeight w:val="295"/>
+        </w:trPr>
+        <w:tc>
+          <w:tcPr>
+            <w:tcW w:w="2716" w:type="dxa"/>
+          </w:tcPr>
+          <w:p>
+            <w:pPr>
+              <w:rPr>
+                <w:rFonts w:ascii="Times New Roman" w:hAnsi="Times New Roman" w:cs="Times New Roman"/>
+              </w:rPr>
+            </w:pPr>
+            <w:r>
+              <w:rPr>
+                <w:rFonts w:ascii="Times New Roman" w:hAnsi="Times New Roman" w:cs="Times New Roman"/>
+              </w:rPr>
+              <w:t>Teléfono</w:t>
+            </w:r>
+          </w:p>
+        </w:tc>
+        <w:tc>
+          <w:tcPr>
+            <w:tcW w:w="2716" w:type="dxa"/>
+          </w:tcPr>
+          <w:p>
+            <w:pPr>
+              <w:rPr>
+                <w:rFonts w:ascii="Times New Roman" w:hAnsi="Times New Roman" w:cs="Times New Roman"/>
+              </w:rPr>
+            </w:pPr>
+            <w:r>
+              <w:rPr>
+                <w:rFonts w:ascii="Times New Roman" w:hAnsi="Times New Roman" w:cs="Times New Roman"/>
+              </w:rPr>
+              <w:t>31</w:t>
+            </w:r>
+          </w:p>
+        </w:tc>
+        <w:tc>
+          <w:tcPr>
+            <w:tcW w:w="2716" w:type="dxa"/>
+          </w:tcPr>
+          <w:p>
+            <w:pPr>
+              <w:rPr>
+                <w:rFonts w:ascii="Times New Roman" w:hAnsi="Times New Roman" w:cs="Times New Roman"/>
+              </w:rPr>
+            </w:pPr>
+            <w:r>
+              <w:rPr>
+                <w:rFonts w:ascii="Times New Roman" w:hAnsi="Times New Roman" w:cs="Times New Roman"/>
+              </w:rPr>
+              <w:t xml:space="preserve">Date </w:t>
+            </w:r>
+          </w:p>
+        </w:tc>
+        <w:tc>
+          <w:tcPr>
+            <w:tcW w:w="2716" w:type="dxa"/>
+          </w:tcPr>
+          <w:p>
+            <w:pPr>
+              <w:rPr>
+                <w:rFonts w:ascii="Times New Roman" w:hAnsi="Times New Roman" w:cs="Times New Roman"/>
+              </w:rPr>
+            </w:pPr>
+            <w:r>
+              <w:rPr>
+                <w:rFonts w:ascii="Times New Roman" w:hAnsi="Times New Roman" w:cs="Times New Roman"/>
+              </w:rPr>
+              <w:t>Teléfono del tatuador</w:t>
+            </w:r>
+          </w:p>
+        </w:tc>
+      </w:tr>
+      <w:tr>
+        <w:trPr>
+          <w:trHeight w:val="278"/>
+        </w:trPr>
+        <w:tc>
+          <w:tcPr>
+            <w:tcW w:w="2716" w:type="dxa"/>
+          </w:tcPr>
+          <w:p>
+            <w:pPr>
+              <w:rPr>
+                <w:rFonts w:ascii="Times New Roman" w:hAnsi="Times New Roman" w:cs="Times New Roman"/>
+              </w:rPr>
+            </w:pPr>
+            <w:r>
+              <w:rPr>
+                <w:rFonts w:ascii="Times New Roman" w:hAnsi="Times New Roman" w:cs="Times New Roman"/>
+              </w:rPr>
+              <w:t>Correo</w:t>
+            </w:r>
+          </w:p>
+        </w:tc>
+        <w:tc>
+          <w:tcPr>
+            <w:tcW w:w="2716" w:type="dxa"/>
+          </w:tcPr>
+          <w:p>
+            <w:pPr>
+              <w:rPr>
+                <w:rFonts w:ascii="Times New Roman" w:hAnsi="Times New Roman" w:cs="Times New Roman"/>
+              </w:rPr>
+            </w:pPr>
+            <w:r>
+              <w:rPr>
+                <w:rFonts w:ascii="Times New Roman" w:hAnsi="Times New Roman" w:cs="Times New Roman"/>
+              </w:rPr>
+              <w:t>9</w:t>
+            </w:r>
+          </w:p>
+        </w:tc>
+        <w:tc>
+          <w:tcPr>
+            <w:tcW w:w="2716" w:type="dxa"/>
+          </w:tcPr>
+          <w:p>
+            <w:pPr>
+              <w:rPr>
+                <w:rFonts w:ascii="Times New Roman" w:hAnsi="Times New Roman" w:cs="Times New Roman"/>
+              </w:rPr>
+            </w:pPr>
+            <w:r>
+              <w:rPr>
+                <w:rFonts w:ascii="Times New Roman" w:hAnsi="Times New Roman" w:cs="Times New Roman"/>
+              </w:rPr>
+              <w:t>Date</w:t>
+            </w:r>
+          </w:p>
+        </w:tc>
+        <w:tc>
+          <w:tcPr>
+            <w:tcW w:w="2716" w:type="dxa"/>
+          </w:tcPr>
+          <w:p>
+            <w:pPr>
+              <w:rPr>
+                <w:rFonts w:ascii="Times New Roman" w:hAnsi="Times New Roman" w:cs="Times New Roman"/>
+              </w:rPr>
+            </w:pPr>
+            <w:r>
+              <w:rPr>
+                <w:rFonts w:ascii="Times New Roman" w:hAnsi="Times New Roman" w:cs="Times New Roman"/>
+              </w:rPr>
+              <w:t xml:space="preserve">Correo del tatuador </w:t>
+            </w:r>
+          </w:p>
+        </w:tc>
+      </w:tr>
+    </w:tbl>
+    <w:tbl>
+      <w:tblPr>
+        <w:tblStyle w:val="Tablaconcuadrcula"/>
+        <w:tblpPr w:leftFromText="141" w:rightFromText="141" w:vertAnchor="page" w:horzAnchor="margin" w:tblpY="14511"/>
         <w:tblW w:w="0" w:type="auto"/>
         <w:tblLook w:val="04A0" w:firstRow="1" w:lastRow="0" w:firstColumn="1" w:lastColumn="0" w:noHBand="0" w:noVBand="1"/>
       </w:tblPr>
@@ -134,7 +3094,14 @@
                 <w:rFonts w:ascii="Times New Roman" w:hAnsi="Times New Roman" w:cs="Times New Roman"/>
                 <w:sz w:val="24"/>
               </w:rPr>
-              <w:t>ID_local</w:t>
+              <w:t>ID_</w:t>
+            </w:r>
+            <w:r>
+              <w:rPr>
+                <w:rFonts w:ascii="Times New Roman" w:hAnsi="Times New Roman" w:cs="Times New Roman"/>
+                <w:sz w:val="24"/>
+              </w:rPr>
+              <w:t>cliente</w:t>
             </w:r>
             <w:proofErr w:type="spellEnd"/>
           </w:p>
@@ -197,7 +3164,7 @@
                 <w:rFonts w:ascii="Times New Roman" w:hAnsi="Times New Roman" w:cs="Times New Roman"/>
                 <w:sz w:val="24"/>
               </w:rPr>
-              <w:t>ID del local en donde se trabaja</w:t>
+              <w:t>Id de los clientes</w:t>
             </w:r>
           </w:p>
         </w:tc>
@@ -281,7 +3248,7 @@
                 <w:rFonts w:ascii="Times New Roman" w:hAnsi="Times New Roman" w:cs="Times New Roman"/>
                 <w:sz w:val="24"/>
               </w:rPr>
-              <w:t>Nombre del local</w:t>
+              <w:t>Nombre del cliente</w:t>
             </w:r>
           </w:p>
         </w:tc>
@@ -303,7 +3270,7 @@
                 <w:rFonts w:ascii="Times New Roman" w:hAnsi="Times New Roman" w:cs="Times New Roman"/>
                 <w:sz w:val="24"/>
               </w:rPr>
-              <w:t>Dirección</w:t>
+              <w:t>Fecha nacimiento</w:t>
             </w:r>
           </w:p>
         </w:tc>
@@ -323,7 +3290,7 @@
                 <w:rFonts w:ascii="Times New Roman" w:hAnsi="Times New Roman" w:cs="Times New Roman"/>
                 <w:sz w:val="24"/>
               </w:rPr>
-              <w:t>500</w:t>
+              <w:t>10</w:t>
             </w:r>
           </w:p>
         </w:tc>
@@ -338,12 +3305,262 @@
                 <w:sz w:val="24"/>
               </w:rPr>
             </w:pPr>
+            <w:r>
+              <w:rPr>
+                <w:rFonts w:ascii="Times New Roman" w:hAnsi="Times New Roman" w:cs="Times New Roman"/>
+                <w:sz w:val="24"/>
+              </w:rPr>
+              <w:t>date</w:t>
+            </w:r>
+          </w:p>
+        </w:tc>
+        <w:tc>
+          <w:tcPr>
+            <w:tcW w:w="7194" w:type="dxa"/>
+          </w:tcPr>
+          <w:p>
+            <w:pPr>
+              <w:rPr>
+                <w:rFonts w:ascii="Times New Roman" w:hAnsi="Times New Roman" w:cs="Times New Roman"/>
+                <w:sz w:val="24"/>
+              </w:rPr>
+            </w:pPr>
+            <w:r>
+              <w:rPr>
+                <w:rFonts w:ascii="Times New Roman" w:hAnsi="Times New Roman" w:cs="Times New Roman"/>
+                <w:sz w:val="24"/>
+              </w:rPr>
+              <w:t>Fecha en la que nació el usuario</w:t>
+            </w:r>
+          </w:p>
+        </w:tc>
+      </w:tr>
+      <w:tr>
+        <w:tc>
+          <w:tcPr>
+            <w:tcW w:w="3356" w:type="dxa"/>
+          </w:tcPr>
+          <w:p>
+            <w:pPr>
+              <w:rPr>
+                <w:rFonts w:ascii="Times New Roman" w:hAnsi="Times New Roman" w:cs="Times New Roman"/>
+                <w:sz w:val="24"/>
+              </w:rPr>
+            </w:pPr>
+            <w:r>
+              <w:rPr>
+                <w:rFonts w:ascii="Times New Roman" w:hAnsi="Times New Roman" w:cs="Times New Roman"/>
+                <w:sz w:val="24"/>
+              </w:rPr>
+              <w:t>Teléfono</w:t>
+            </w:r>
+          </w:p>
+        </w:tc>
+        <w:tc>
+          <w:tcPr>
+            <w:tcW w:w="1459" w:type="dxa"/>
+          </w:tcPr>
+          <w:p>
+            <w:pPr>
+              <w:rPr>
+                <w:rFonts w:ascii="Times New Roman" w:hAnsi="Times New Roman" w:cs="Times New Roman"/>
+                <w:sz w:val="24"/>
+              </w:rPr>
+            </w:pPr>
+            <w:r>
+              <w:rPr>
+                <w:rFonts w:ascii="Times New Roman" w:hAnsi="Times New Roman" w:cs="Times New Roman"/>
+                <w:sz w:val="24"/>
+              </w:rPr>
+              <w:t>16</w:t>
+            </w:r>
+          </w:p>
+        </w:tc>
+        <w:tc>
+          <w:tcPr>
+            <w:tcW w:w="1417" w:type="dxa"/>
+          </w:tcPr>
+          <w:p>
+            <w:pPr>
+              <w:rPr>
+                <w:rFonts w:ascii="Times New Roman" w:hAnsi="Times New Roman" w:cs="Times New Roman"/>
+                <w:sz w:val="24"/>
+              </w:rPr>
+            </w:pPr>
             <w:proofErr w:type="spellStart"/>
             <w:r>
               <w:rPr>
                 <w:rFonts w:ascii="Times New Roman" w:hAnsi="Times New Roman" w:cs="Times New Roman"/>
                 <w:sz w:val="24"/>
               </w:rPr>
+              <w:t>Varchar</w:t>
+            </w:r>
+            <w:proofErr w:type="spellEnd"/>
+          </w:p>
+        </w:tc>
+        <w:tc>
+          <w:tcPr>
+            <w:tcW w:w="7194" w:type="dxa"/>
+          </w:tcPr>
+          <w:p>
+            <w:pPr>
+              <w:rPr>
+                <w:rFonts w:ascii="Times New Roman" w:hAnsi="Times New Roman" w:cs="Times New Roman"/>
+                <w:sz w:val="24"/>
+              </w:rPr>
+            </w:pPr>
+            <w:r>
+              <w:rPr>
+                <w:rFonts w:ascii="Times New Roman" w:hAnsi="Times New Roman" w:cs="Times New Roman"/>
+                <w:sz w:val="24"/>
+              </w:rPr>
+              <w:t>Teléfono del cliente</w:t>
+            </w:r>
+          </w:p>
+        </w:tc>
+      </w:tr>
+      <w:tr>
+        <w:tc>
+          <w:tcPr>
+            <w:tcW w:w="3356" w:type="dxa"/>
+          </w:tcPr>
+          <w:p>
+            <w:pPr>
+              <w:rPr>
+                <w:rFonts w:ascii="Times New Roman" w:hAnsi="Times New Roman" w:cs="Times New Roman"/>
+                <w:sz w:val="24"/>
+              </w:rPr>
+            </w:pPr>
+            <w:r>
+              <w:rPr>
+                <w:rFonts w:ascii="Times New Roman" w:hAnsi="Times New Roman" w:cs="Times New Roman"/>
+                <w:sz w:val="24"/>
+              </w:rPr>
+              <w:t>correo</w:t>
+            </w:r>
+          </w:p>
+        </w:tc>
+        <w:tc>
+          <w:tcPr>
+            <w:tcW w:w="1459" w:type="dxa"/>
+          </w:tcPr>
+          <w:p>
+            <w:pPr>
+              <w:rPr>
+                <w:rFonts w:ascii="Times New Roman" w:hAnsi="Times New Roman" w:cs="Times New Roman"/>
+                <w:sz w:val="24"/>
+              </w:rPr>
+            </w:pPr>
+            <w:r>
+              <w:rPr>
+                <w:rFonts w:ascii="Times New Roman" w:hAnsi="Times New Roman" w:cs="Times New Roman"/>
+                <w:sz w:val="24"/>
+              </w:rPr>
+              <w:t>50</w:t>
+            </w:r>
+          </w:p>
+        </w:tc>
+        <w:tc>
+          <w:tcPr>
+            <w:tcW w:w="1417" w:type="dxa"/>
+          </w:tcPr>
+          <w:p>
+            <w:pPr>
+              <w:rPr>
+                <w:rFonts w:ascii="Times New Roman" w:hAnsi="Times New Roman" w:cs="Times New Roman"/>
+                <w:sz w:val="24"/>
+              </w:rPr>
+            </w:pPr>
+            <w:proofErr w:type="spellStart"/>
+            <w:r>
+              <w:rPr>
+                <w:rFonts w:ascii="Times New Roman" w:hAnsi="Times New Roman" w:cs="Times New Roman"/>
+                <w:sz w:val="24"/>
+              </w:rPr>
+              <w:t>Varchar</w:t>
+            </w:r>
+            <w:proofErr w:type="spellEnd"/>
+          </w:p>
+        </w:tc>
+        <w:tc>
+          <w:tcPr>
+            <w:tcW w:w="7194" w:type="dxa"/>
+          </w:tcPr>
+          <w:p>
+            <w:pPr>
+              <w:rPr>
+                <w:rFonts w:ascii="Times New Roman" w:hAnsi="Times New Roman" w:cs="Times New Roman"/>
+                <w:sz w:val="24"/>
+              </w:rPr>
+            </w:pPr>
+            <w:r>
+              <w:rPr>
+                <w:rFonts w:ascii="Times New Roman" w:hAnsi="Times New Roman" w:cs="Times New Roman"/>
+                <w:sz w:val="24"/>
+              </w:rPr>
+              <w:t>Correo de contacto del cliente</w:t>
+            </w:r>
+          </w:p>
+        </w:tc>
+      </w:tr>
+      <w:tr>
+        <w:tc>
+          <w:tcPr>
+            <w:tcW w:w="3356" w:type="dxa"/>
+          </w:tcPr>
+          <w:p>
+            <w:pPr>
+              <w:rPr>
+                <w:rFonts w:ascii="Times New Roman" w:hAnsi="Times New Roman" w:cs="Times New Roman"/>
+                <w:sz w:val="24"/>
+              </w:rPr>
+            </w:pPr>
+            <w:r>
+              <w:rPr>
+                <w:rFonts w:ascii="Times New Roman" w:hAnsi="Times New Roman" w:cs="Times New Roman"/>
+                <w:sz w:val="24"/>
+              </w:rPr>
+              <w:t>edad</w:t>
+            </w:r>
+          </w:p>
+        </w:tc>
+        <w:tc>
+          <w:tcPr>
+            <w:tcW w:w="1459" w:type="dxa"/>
+          </w:tcPr>
+          <w:p>
+            <w:pPr>
+              <w:rPr>
+                <w:rFonts w:ascii="Times New Roman" w:hAnsi="Times New Roman" w:cs="Times New Roman"/>
+                <w:sz w:val="24"/>
+              </w:rPr>
+            </w:pPr>
+            <w:r>
+              <w:rPr>
+                <w:rFonts w:ascii="Times New Roman" w:hAnsi="Times New Roman" w:cs="Times New Roman"/>
+                <w:sz w:val="24"/>
+              </w:rPr>
+              <w:t>2</w:t>
+            </w:r>
+          </w:p>
+        </w:tc>
+        <w:tc>
+          <w:tcPr>
+            <w:tcW w:w="1417" w:type="dxa"/>
+          </w:tcPr>
+          <w:p>
+            <w:pPr>
+              <w:rPr>
+                <w:rFonts w:ascii="Times New Roman" w:hAnsi="Times New Roman" w:cs="Times New Roman"/>
+                <w:sz w:val="24"/>
+              </w:rPr>
+            </w:pPr>
+            <w:proofErr w:type="spellStart"/>
+            <w:r>
+              <w:rPr>
+                <w:rFonts w:ascii="Times New Roman" w:hAnsi="Times New Roman" w:cs="Times New Roman"/>
+                <w:sz w:val="24"/>
+              </w:rPr>
               <w:t>text</w:t>
             </w:r>
             <w:proofErr w:type="spellEnd"/>
@@ -365,211 +3582,16 @@
                 <w:rFonts w:ascii="Times New Roman" w:hAnsi="Times New Roman" w:cs="Times New Roman"/>
                 <w:sz w:val="24"/>
               </w:rPr>
-              <w:t>Dirección del local</w:t>
-            </w:r>
-          </w:p>
-        </w:tc>
-      </w:tr>
-      <w:tr>
-        <w:tc>
-          <w:tcPr>
-            <w:tcW w:w="3356" w:type="dxa"/>
-          </w:tcPr>
-          <w:p>
-            <w:pPr>
-              <w:rPr>
-                <w:rFonts w:ascii="Times New Roman" w:hAnsi="Times New Roman" w:cs="Times New Roman"/>
-                <w:sz w:val="24"/>
-              </w:rPr>
-            </w:pPr>
-            <w:r>
-              <w:rPr>
-                <w:rFonts w:ascii="Times New Roman" w:hAnsi="Times New Roman" w:cs="Times New Roman"/>
-                <w:sz w:val="24"/>
-              </w:rPr>
-              <w:t>Teléfono</w:t>
-            </w:r>
-          </w:p>
-        </w:tc>
-        <w:tc>
-          <w:tcPr>
-            <w:tcW w:w="1459" w:type="dxa"/>
-          </w:tcPr>
-          <w:p>
-            <w:pPr>
-              <w:rPr>
-                <w:rFonts w:ascii="Times New Roman" w:hAnsi="Times New Roman" w:cs="Times New Roman"/>
-                <w:sz w:val="24"/>
-              </w:rPr>
-            </w:pPr>
-            <w:r>
-              <w:rPr>
-                <w:rFonts w:ascii="Times New Roman" w:hAnsi="Times New Roman" w:cs="Times New Roman"/>
-                <w:sz w:val="24"/>
-              </w:rPr>
-              <w:t>16</w:t>
-            </w:r>
-          </w:p>
-        </w:tc>
-        <w:tc>
-          <w:tcPr>
-            <w:tcW w:w="1417" w:type="dxa"/>
-          </w:tcPr>
-          <w:p>
-            <w:pPr>
-              <w:rPr>
-                <w:rFonts w:ascii="Times New Roman" w:hAnsi="Times New Roman" w:cs="Times New Roman"/>
-                <w:sz w:val="24"/>
-              </w:rPr>
-            </w:pPr>
-            <w:proofErr w:type="spellStart"/>
-            <w:r>
-              <w:rPr>
-                <w:rFonts w:ascii="Times New Roman" w:hAnsi="Times New Roman" w:cs="Times New Roman"/>
-                <w:sz w:val="24"/>
-              </w:rPr>
-              <w:t>Varchar</w:t>
-            </w:r>
-            <w:proofErr w:type="spellEnd"/>
-          </w:p>
-        </w:tc>
-        <w:tc>
-          <w:tcPr>
-            <w:tcW w:w="7194" w:type="dxa"/>
-          </w:tcPr>
-          <w:p>
-            <w:pPr>
-              <w:rPr>
-                <w:rFonts w:ascii="Times New Roman" w:hAnsi="Times New Roman" w:cs="Times New Roman"/>
-                <w:sz w:val="24"/>
-              </w:rPr>
-            </w:pPr>
-            <w:r>
-              <w:rPr>
-                <w:rFonts w:ascii="Times New Roman" w:hAnsi="Times New Roman" w:cs="Times New Roman"/>
-                <w:sz w:val="24"/>
-              </w:rPr>
-              <w:t>Teléfono fijo del local</w:t>
-            </w:r>
-          </w:p>
-        </w:tc>
-      </w:tr>
-      <w:tr>
-        <w:tc>
-          <w:tcPr>
-            <w:tcW w:w="3356" w:type="dxa"/>
-          </w:tcPr>
-          <w:p>
-            <w:pPr>
-              <w:rPr>
-                <w:rFonts w:ascii="Times New Roman" w:hAnsi="Times New Roman" w:cs="Times New Roman"/>
-                <w:sz w:val="24"/>
-              </w:rPr>
-            </w:pPr>
-            <w:r>
-              <w:rPr>
-                <w:rFonts w:ascii="Times New Roman" w:hAnsi="Times New Roman" w:cs="Times New Roman"/>
-                <w:sz w:val="24"/>
-              </w:rPr>
-              <w:t>ciudad</w:t>
-            </w:r>
-          </w:p>
-        </w:tc>
-        <w:tc>
-          <w:tcPr>
-            <w:tcW w:w="1459" w:type="dxa"/>
-          </w:tcPr>
-          <w:p>
-            <w:pPr>
-              <w:rPr>
-                <w:rFonts w:ascii="Times New Roman" w:hAnsi="Times New Roman" w:cs="Times New Roman"/>
-                <w:sz w:val="24"/>
-              </w:rPr>
-            </w:pPr>
-            <w:r>
-              <w:rPr>
-                <w:rFonts w:ascii="Times New Roman" w:hAnsi="Times New Roman" w:cs="Times New Roman"/>
-                <w:sz w:val="24"/>
-              </w:rPr>
-              <w:t>70</w:t>
-            </w:r>
-          </w:p>
-        </w:tc>
-        <w:tc>
-          <w:tcPr>
-            <w:tcW w:w="1417" w:type="dxa"/>
-          </w:tcPr>
-          <w:p>
-            <w:pPr>
-              <w:rPr>
-                <w:rFonts w:ascii="Times New Roman" w:hAnsi="Times New Roman" w:cs="Times New Roman"/>
-                <w:sz w:val="24"/>
-              </w:rPr>
-            </w:pPr>
-            <w:proofErr w:type="spellStart"/>
-            <w:r>
-              <w:rPr>
-                <w:rFonts w:ascii="Times New Roman" w:hAnsi="Times New Roman" w:cs="Times New Roman"/>
-                <w:sz w:val="24"/>
-              </w:rPr>
-              <w:t>text</w:t>
-            </w:r>
-            <w:proofErr w:type="spellEnd"/>
-          </w:p>
-        </w:tc>
-        <w:tc>
-          <w:tcPr>
-            <w:tcW w:w="7194" w:type="dxa"/>
-          </w:tcPr>
-          <w:p>
-            <w:pPr>
-              <w:rPr>
-                <w:rFonts w:ascii="Times New Roman" w:hAnsi="Times New Roman" w:cs="Times New Roman"/>
-                <w:sz w:val="24"/>
-              </w:rPr>
-            </w:pPr>
-            <w:r>
-              <w:rPr>
-                <w:rFonts w:ascii="Times New Roman" w:hAnsi="Times New Roman" w:cs="Times New Roman"/>
-                <w:sz w:val="24"/>
-              </w:rPr>
-              <w:t xml:space="preserve">Ciudad en donde </w:t>
-            </w:r>
-            <w:proofErr w:type="spellStart"/>
-            <w:r>
-              <w:rPr>
-                <w:rFonts w:ascii="Times New Roman" w:hAnsi="Times New Roman" w:cs="Times New Roman"/>
-                <w:sz w:val="24"/>
-              </w:rPr>
-              <w:t>esta</w:t>
-            </w:r>
-            <w:proofErr w:type="spellEnd"/>
-            <w:r>
-              <w:rPr>
-                <w:rFonts w:ascii="Times New Roman" w:hAnsi="Times New Roman" w:cs="Times New Roman"/>
-                <w:sz w:val="24"/>
-              </w:rPr>
-              <w:t xml:space="preserve"> el local</w:t>
+              <w:t>Edad del cliente (mayor de edad)</w:t>
             </w:r>
           </w:p>
         </w:tc>
       </w:tr>
     </w:tbl>
-    <w:p>
-      <w:r>
-        <w:t>Local</w:t>
-      </w:r>
-    </w:p>
-    <w:p/>
-    <w:p/>
-    <w:p>
-      <w:r>
-        <w:t>Cliente</w:t>
-      </w:r>
-    </w:p>
     <w:tbl>
       <w:tblPr>
         <w:tblStyle w:val="Tablaconcuadrcula"/>
+        <w:tblpPr w:leftFromText="141" w:rightFromText="141" w:vertAnchor="text" w:horzAnchor="margin" w:tblpY="2930"/>
         <w:tblW w:w="0" w:type="auto"/>
         <w:tblLook w:val="04A0" w:firstRow="1" w:lastRow="0" w:firstColumn="1" w:lastColumn="0" w:noHBand="0" w:noVBand="1"/>
       </w:tblPr>
@@ -679,53 +3701,185 @@
             <w:tcW w:w="3356" w:type="dxa"/>
           </w:tcPr>
           <w:p>
-            <w:pPr>
-              <w:rPr>
-                <w:rFonts w:ascii="Times New Roman" w:hAnsi="Times New Roman" w:cs="Times New Roman"/>
-                <w:sz w:val="24"/>
-              </w:rPr>
-            </w:pPr>
-            <w:r>
-              <w:rPr>
-                <w:rFonts w:ascii="Times New Roman" w:hAnsi="Times New Roman" w:cs="Times New Roman"/>
-                <w:sz w:val="24"/>
-              </w:rPr>
-              <w:t xml:space="preserve">PK </w:t>
-            </w:r>
+            <w:r>
+              <w:t>PK ID Cita</w:t>
+            </w:r>
+          </w:p>
+        </w:tc>
+        <w:tc>
+          <w:tcPr>
+            <w:tcW w:w="1459" w:type="dxa"/>
+          </w:tcPr>
+          <w:p>
+            <w:r>
+              <w:t>30</w:t>
+            </w:r>
+          </w:p>
+        </w:tc>
+        <w:tc>
+          <w:tcPr>
+            <w:tcW w:w="1417" w:type="dxa"/>
+          </w:tcPr>
+          <w:p>
             <w:proofErr w:type="spellStart"/>
             <w:r>
-              <w:rPr>
-                <w:rFonts w:ascii="Times New Roman" w:hAnsi="Times New Roman" w:cs="Times New Roman"/>
-                <w:sz w:val="24"/>
-              </w:rPr>
-              <w:t>ID_</w:t>
-            </w:r>
-            <w:r>
-              <w:rPr>
-                <w:rFonts w:ascii="Times New Roman" w:hAnsi="Times New Roman" w:cs="Times New Roman"/>
-                <w:sz w:val="24"/>
-              </w:rPr>
-              <w:t>cliente</w:t>
+              <w:t>Int</w:t>
             </w:r>
             <w:proofErr w:type="spellEnd"/>
           </w:p>
         </w:tc>
         <w:tc>
           <w:tcPr>
+            <w:tcW w:w="7194" w:type="dxa"/>
+          </w:tcPr>
+          <w:p>
+            <w:r>
+              <w:t>Id de la cita agendada</w:t>
+            </w:r>
+          </w:p>
+        </w:tc>
+      </w:tr>
+      <w:tr>
+        <w:tc>
+          <w:tcPr>
+            <w:tcW w:w="3356" w:type="dxa"/>
+          </w:tcPr>
+          <w:p>
+            <w:r>
+              <w:t>Fecha</w:t>
+            </w:r>
+          </w:p>
+        </w:tc>
+        <w:tc>
+          <w:tcPr>
             <w:tcW w:w="1459" w:type="dxa"/>
           </w:tcPr>
           <w:p>
-            <w:pPr>
-              <w:rPr>
-                <w:rFonts w:ascii="Times New Roman" w:hAnsi="Times New Roman" w:cs="Times New Roman"/>
-                <w:sz w:val="24"/>
-              </w:rPr>
-            </w:pPr>
-            <w:r>
-              <w:rPr>
-                <w:rFonts w:ascii="Times New Roman" w:hAnsi="Times New Roman" w:cs="Times New Roman"/>
-                <w:sz w:val="24"/>
-              </w:rPr>
+            <w:r>
+              <w:t>10</w:t>
+            </w:r>
+          </w:p>
+        </w:tc>
+        <w:tc>
+          <w:tcPr>
+            <w:tcW w:w="1417" w:type="dxa"/>
+          </w:tcPr>
+          <w:p>
+            <w:r>
+              <w:t>date</w:t>
+            </w:r>
+          </w:p>
+        </w:tc>
+        <w:tc>
+          <w:tcPr>
+            <w:tcW w:w="7194" w:type="dxa"/>
+          </w:tcPr>
+          <w:p>
+            <w:r>
+              <w:t>Fecha de la cita</w:t>
+            </w:r>
+          </w:p>
+        </w:tc>
+      </w:tr>
+      <w:tr>
+        <w:tc>
+          <w:tcPr>
+            <w:tcW w:w="3356" w:type="dxa"/>
+          </w:tcPr>
+          <w:p>
+            <w:r>
+              <w:t xml:space="preserve">Hora </w:t>
+            </w:r>
+          </w:p>
+        </w:tc>
+        <w:tc>
+          <w:tcPr>
+            <w:tcW w:w="1459" w:type="dxa"/>
+          </w:tcPr>
+          <w:p>
+            <w:r>
+              <w:t>7</w:t>
+            </w:r>
+          </w:p>
+        </w:tc>
+        <w:tc>
+          <w:tcPr>
+            <w:tcW w:w="1417" w:type="dxa"/>
+          </w:tcPr>
+          <w:p>
+            <w:proofErr w:type="spellStart"/>
+            <w:r>
+              <w:t>text</w:t>
+            </w:r>
+            <w:proofErr w:type="spellEnd"/>
+          </w:p>
+        </w:tc>
+        <w:tc>
+          <w:tcPr>
+            <w:tcW w:w="7194" w:type="dxa"/>
+          </w:tcPr>
+          <w:p>
+            <w:r>
+              <w:t>Hora asignada a la cita</w:t>
+            </w:r>
+          </w:p>
+        </w:tc>
+      </w:tr>
+      <w:tr>
+        <w:tc>
+          <w:tcPr>
+            <w:tcW w:w="3356" w:type="dxa"/>
+          </w:tcPr>
+          <w:p>
+            <w:r>
+              <w:t>estado</w:t>
+            </w:r>
+          </w:p>
+        </w:tc>
+        <w:tc>
+          <w:tcPr>
+            <w:tcW w:w="1459" w:type="dxa"/>
+          </w:tcPr>
+          <w:p/>
+        </w:tc>
+        <w:tc>
+          <w:tcPr>
+            <w:tcW w:w="1417" w:type="dxa"/>
+          </w:tcPr>
+          <w:p>
+            <w:r>
+              <w:t>bit</w:t>
+            </w:r>
+          </w:p>
+        </w:tc>
+        <w:tc>
+          <w:tcPr>
+            <w:tcW w:w="7194" w:type="dxa"/>
+          </w:tcPr>
+          <w:p>
+            <w:r>
+              <w:t>Estado de la cita</w:t>
+            </w:r>
+          </w:p>
+        </w:tc>
+      </w:tr>
+      <w:tr>
+        <w:tc>
+          <w:tcPr>
+            <w:tcW w:w="3356" w:type="dxa"/>
+          </w:tcPr>
+          <w:p>
+            <w:r>
+              <w:t>FK id cliente</w:t>
+            </w:r>
+          </w:p>
+        </w:tc>
+        <w:tc>
+          <w:tcPr>
+            <w:tcW w:w="1459" w:type="dxa"/>
+          </w:tcPr>
+          <w:p>
+            <w:r>
               <w:t>30</w:t>
             </w:r>
           </w:p>
@@ -735,18 +3889,8 @@
             <w:tcW w:w="1417" w:type="dxa"/>
           </w:tcPr>
           <w:p>
-            <w:pPr>
-              <w:rPr>
-                <w:rFonts w:ascii="Times New Roman" w:hAnsi="Times New Roman" w:cs="Times New Roman"/>
-                <w:sz w:val="24"/>
-              </w:rPr>
-            </w:pPr>
             <w:proofErr w:type="spellStart"/>
             <w:r>
-              <w:rPr>
-                <w:rFonts w:ascii="Times New Roman" w:hAnsi="Times New Roman" w:cs="Times New Roman"/>
-                <w:sz w:val="24"/>
-              </w:rPr>
               <w:t>Int</w:t>
             </w:r>
             <w:proofErr w:type="spellEnd"/>
@@ -757,18 +3901,8 @@
             <w:tcW w:w="7194" w:type="dxa"/>
           </w:tcPr>
           <w:p>
-            <w:pPr>
-              <w:rPr>
-                <w:rFonts w:ascii="Times New Roman" w:hAnsi="Times New Roman" w:cs="Times New Roman"/>
-                <w:sz w:val="24"/>
-              </w:rPr>
-            </w:pPr>
-            <w:r>
-              <w:rPr>
-                <w:rFonts w:ascii="Times New Roman" w:hAnsi="Times New Roman" w:cs="Times New Roman"/>
-                <w:sz w:val="24"/>
-              </w:rPr>
-              <w:t>Id de los clientes</w:t>
+            <w:r>
+              <w:t>ID del cliente al que pertenece la cita</w:t>
             </w:r>
           </w:p>
         </w:tc>
@@ -779,18 +3913,8 @@
             <w:tcW w:w="3356" w:type="dxa"/>
           </w:tcPr>
           <w:p>
-            <w:pPr>
-              <w:rPr>
-                <w:rFonts w:ascii="Times New Roman" w:hAnsi="Times New Roman" w:cs="Times New Roman"/>
-                <w:sz w:val="24"/>
-              </w:rPr>
-            </w:pPr>
-            <w:r>
-              <w:rPr>
-                <w:rFonts w:ascii="Times New Roman" w:hAnsi="Times New Roman" w:cs="Times New Roman"/>
-                <w:sz w:val="24"/>
-              </w:rPr>
-              <w:t>Nombre</w:t>
+            <w:r>
+              <w:t>FK id servicio</w:t>
             </w:r>
           </w:p>
         </w:tc>
@@ -799,18 +3923,8 @@
             <w:tcW w:w="1459" w:type="dxa"/>
           </w:tcPr>
           <w:p>
-            <w:pPr>
-              <w:rPr>
-                <w:rFonts w:ascii="Times New Roman" w:hAnsi="Times New Roman" w:cs="Times New Roman"/>
-                <w:sz w:val="24"/>
-              </w:rPr>
-            </w:pPr>
-            <w:r>
-              <w:rPr>
-                <w:rFonts w:ascii="Times New Roman" w:hAnsi="Times New Roman" w:cs="Times New Roman"/>
-                <w:sz w:val="24"/>
-              </w:rPr>
-              <w:t>500</w:t>
+            <w:r>
+              <w:t>30</w:t>
             </w:r>
           </w:p>
         </w:tc>
@@ -819,19 +3933,9 @@
             <w:tcW w:w="1417" w:type="dxa"/>
           </w:tcPr>
           <w:p>
-            <w:pPr>
-              <w:rPr>
-                <w:rFonts w:ascii="Times New Roman" w:hAnsi="Times New Roman" w:cs="Times New Roman"/>
-                <w:sz w:val="24"/>
-              </w:rPr>
-            </w:pPr>
             <w:proofErr w:type="spellStart"/>
             <w:r>
-              <w:rPr>
-                <w:rFonts w:ascii="Times New Roman" w:hAnsi="Times New Roman" w:cs="Times New Roman"/>
-                <w:sz w:val="24"/>
-              </w:rPr>
-              <w:t>Varchar</w:t>
+              <w:t>int</w:t>
             </w:r>
             <w:proofErr w:type="spellEnd"/>
           </w:p>
@@ -841,366 +3945,29 @@
             <w:tcW w:w="7194" w:type="dxa"/>
           </w:tcPr>
           <w:p>
-            <w:pPr>
-              <w:rPr>
-                <w:rFonts w:ascii="Times New Roman" w:hAnsi="Times New Roman" w:cs="Times New Roman"/>
-                <w:sz w:val="24"/>
-              </w:rPr>
-            </w:pPr>
-            <w:r>
-              <w:rPr>
-                <w:rFonts w:ascii="Times New Roman" w:hAnsi="Times New Roman" w:cs="Times New Roman"/>
-                <w:sz w:val="24"/>
-              </w:rPr>
-              <w:t>Nombre del cliente</w:t>
-            </w:r>
-          </w:p>
-        </w:tc>
-      </w:tr>
-      <w:tr>
-        <w:tc>
-          <w:tcPr>
-            <w:tcW w:w="3356" w:type="dxa"/>
-          </w:tcPr>
-          <w:p>
-            <w:pPr>
-              <w:rPr>
-                <w:rFonts w:ascii="Times New Roman" w:hAnsi="Times New Roman" w:cs="Times New Roman"/>
-                <w:sz w:val="24"/>
-              </w:rPr>
-            </w:pPr>
-            <w:r>
-              <w:rPr>
-                <w:rFonts w:ascii="Times New Roman" w:hAnsi="Times New Roman" w:cs="Times New Roman"/>
-                <w:sz w:val="24"/>
-              </w:rPr>
-              <w:t>Fecha nacimiento</w:t>
-            </w:r>
-          </w:p>
-        </w:tc>
-        <w:tc>
-          <w:tcPr>
-            <w:tcW w:w="1459" w:type="dxa"/>
-          </w:tcPr>
-          <w:p>
-            <w:pPr>
-              <w:rPr>
-                <w:rFonts w:ascii="Times New Roman" w:hAnsi="Times New Roman" w:cs="Times New Roman"/>
-                <w:sz w:val="24"/>
-              </w:rPr>
-            </w:pPr>
-            <w:r>
-              <w:rPr>
-                <w:rFonts w:ascii="Times New Roman" w:hAnsi="Times New Roman" w:cs="Times New Roman"/>
-                <w:sz w:val="24"/>
-              </w:rPr>
-              <w:t>10</w:t>
-            </w:r>
-          </w:p>
-        </w:tc>
-        <w:tc>
-          <w:tcPr>
-            <w:tcW w:w="1417" w:type="dxa"/>
-          </w:tcPr>
-          <w:p>
-            <w:pPr>
-              <w:rPr>
-                <w:rFonts w:ascii="Times New Roman" w:hAnsi="Times New Roman" w:cs="Times New Roman"/>
-                <w:sz w:val="24"/>
-              </w:rPr>
-            </w:pPr>
-            <w:r>
-              <w:rPr>
-                <w:rFonts w:ascii="Times New Roman" w:hAnsi="Times New Roman" w:cs="Times New Roman"/>
-                <w:sz w:val="24"/>
-              </w:rPr>
-              <w:t>date</w:t>
-            </w:r>
-          </w:p>
-        </w:tc>
-        <w:tc>
-          <w:tcPr>
-            <w:tcW w:w="7194" w:type="dxa"/>
-          </w:tcPr>
-          <w:p>
-            <w:pPr>
-              <w:rPr>
-                <w:rFonts w:ascii="Times New Roman" w:hAnsi="Times New Roman" w:cs="Times New Roman"/>
-                <w:sz w:val="24"/>
-              </w:rPr>
-            </w:pPr>
-            <w:r>
-              <w:rPr>
-                <w:rFonts w:ascii="Times New Roman" w:hAnsi="Times New Roman" w:cs="Times New Roman"/>
-                <w:sz w:val="24"/>
-              </w:rPr>
-              <w:t>Fecha en la que nació el usuario</w:t>
-            </w:r>
-          </w:p>
-        </w:tc>
-      </w:tr>
-      <w:tr>
-        <w:tc>
-          <w:tcPr>
-            <w:tcW w:w="3356" w:type="dxa"/>
-          </w:tcPr>
-          <w:p>
-            <w:pPr>
-              <w:rPr>
-                <w:rFonts w:ascii="Times New Roman" w:hAnsi="Times New Roman" w:cs="Times New Roman"/>
-                <w:sz w:val="24"/>
-              </w:rPr>
-            </w:pPr>
-            <w:r>
-              <w:rPr>
-                <w:rFonts w:ascii="Times New Roman" w:hAnsi="Times New Roman" w:cs="Times New Roman"/>
-                <w:sz w:val="24"/>
-              </w:rPr>
-              <w:t>Teléfono</w:t>
-            </w:r>
-          </w:p>
-        </w:tc>
-        <w:tc>
-          <w:tcPr>
-            <w:tcW w:w="1459" w:type="dxa"/>
-          </w:tcPr>
-          <w:p>
-            <w:pPr>
-              <w:rPr>
-                <w:rFonts w:ascii="Times New Roman" w:hAnsi="Times New Roman" w:cs="Times New Roman"/>
-                <w:sz w:val="24"/>
-              </w:rPr>
-            </w:pPr>
-            <w:r>
-              <w:rPr>
-                <w:rFonts w:ascii="Times New Roman" w:hAnsi="Times New Roman" w:cs="Times New Roman"/>
-                <w:sz w:val="24"/>
-              </w:rPr>
-              <w:t>16</w:t>
-            </w:r>
-          </w:p>
-        </w:tc>
-        <w:tc>
-          <w:tcPr>
-            <w:tcW w:w="1417" w:type="dxa"/>
-          </w:tcPr>
-          <w:p>
-            <w:pPr>
-              <w:rPr>
-                <w:rFonts w:ascii="Times New Roman" w:hAnsi="Times New Roman" w:cs="Times New Roman"/>
-                <w:sz w:val="24"/>
-              </w:rPr>
-            </w:pPr>
-            <w:proofErr w:type="spellStart"/>
-            <w:r>
-              <w:rPr>
-                <w:rFonts w:ascii="Times New Roman" w:hAnsi="Times New Roman" w:cs="Times New Roman"/>
-                <w:sz w:val="24"/>
-              </w:rPr>
-              <w:t>Varchar</w:t>
-            </w:r>
-            <w:proofErr w:type="spellEnd"/>
-          </w:p>
-        </w:tc>
-        <w:tc>
-          <w:tcPr>
-            <w:tcW w:w="7194" w:type="dxa"/>
-          </w:tcPr>
-          <w:p>
-            <w:pPr>
-              <w:rPr>
-                <w:rFonts w:ascii="Times New Roman" w:hAnsi="Times New Roman" w:cs="Times New Roman"/>
-                <w:sz w:val="24"/>
-              </w:rPr>
-            </w:pPr>
-            <w:r>
-              <w:rPr>
-                <w:rFonts w:ascii="Times New Roman" w:hAnsi="Times New Roman" w:cs="Times New Roman"/>
-                <w:sz w:val="24"/>
-              </w:rPr>
-              <w:t>Teléfono del cliente</w:t>
-            </w:r>
-          </w:p>
-        </w:tc>
-      </w:tr>
-      <w:tr>
-        <w:tc>
-          <w:tcPr>
-            <w:tcW w:w="3356" w:type="dxa"/>
-          </w:tcPr>
-          <w:p>
-            <w:pPr>
-              <w:rPr>
-                <w:rFonts w:ascii="Times New Roman" w:hAnsi="Times New Roman" w:cs="Times New Roman"/>
-                <w:sz w:val="24"/>
-              </w:rPr>
-            </w:pPr>
-            <w:r>
-              <w:rPr>
-                <w:rFonts w:ascii="Times New Roman" w:hAnsi="Times New Roman" w:cs="Times New Roman"/>
-                <w:sz w:val="24"/>
-              </w:rPr>
-              <w:t>correo</w:t>
-            </w:r>
-          </w:p>
-        </w:tc>
-        <w:tc>
-          <w:tcPr>
-            <w:tcW w:w="1459" w:type="dxa"/>
-          </w:tcPr>
-          <w:p>
-            <w:pPr>
-              <w:rPr>
-                <w:rFonts w:ascii="Times New Roman" w:hAnsi="Times New Roman" w:cs="Times New Roman"/>
-                <w:sz w:val="24"/>
-              </w:rPr>
-            </w:pPr>
-            <w:r>
-              <w:rPr>
-                <w:rFonts w:ascii="Times New Roman" w:hAnsi="Times New Roman" w:cs="Times New Roman"/>
-                <w:sz w:val="24"/>
-              </w:rPr>
-              <w:t>50</w:t>
-            </w:r>
-          </w:p>
-        </w:tc>
-        <w:tc>
-          <w:tcPr>
-            <w:tcW w:w="1417" w:type="dxa"/>
-          </w:tcPr>
-          <w:p>
-            <w:pPr>
-              <w:rPr>
-                <w:rFonts w:ascii="Times New Roman" w:hAnsi="Times New Roman" w:cs="Times New Roman"/>
-                <w:sz w:val="24"/>
-              </w:rPr>
-            </w:pPr>
-            <w:proofErr w:type="spellStart"/>
-            <w:r>
-              <w:rPr>
-                <w:rFonts w:ascii="Times New Roman" w:hAnsi="Times New Roman" w:cs="Times New Roman"/>
-                <w:sz w:val="24"/>
-              </w:rPr>
-              <w:t>Varchar</w:t>
-            </w:r>
-            <w:proofErr w:type="spellEnd"/>
-          </w:p>
-        </w:tc>
-        <w:tc>
-          <w:tcPr>
-            <w:tcW w:w="7194" w:type="dxa"/>
-          </w:tcPr>
-          <w:p>
-            <w:pPr>
-              <w:rPr>
-                <w:rFonts w:ascii="Times New Roman" w:hAnsi="Times New Roman" w:cs="Times New Roman"/>
-                <w:sz w:val="24"/>
-              </w:rPr>
-            </w:pPr>
-            <w:r>
-              <w:rPr>
-                <w:rFonts w:ascii="Times New Roman" w:hAnsi="Times New Roman" w:cs="Times New Roman"/>
-                <w:sz w:val="24"/>
-              </w:rPr>
-              <w:t>Correo de contacto del cliente</w:t>
-            </w:r>
-          </w:p>
-        </w:tc>
-      </w:tr>
-      <w:tr>
-        <w:tc>
-          <w:tcPr>
-            <w:tcW w:w="3356" w:type="dxa"/>
-          </w:tcPr>
-          <w:p>
-            <w:pPr>
-              <w:rPr>
-                <w:rFonts w:ascii="Times New Roman" w:hAnsi="Times New Roman" w:cs="Times New Roman"/>
-                <w:sz w:val="24"/>
-              </w:rPr>
-            </w:pPr>
-            <w:r>
-              <w:rPr>
-                <w:rFonts w:ascii="Times New Roman" w:hAnsi="Times New Roman" w:cs="Times New Roman"/>
-                <w:sz w:val="24"/>
-              </w:rPr>
-              <w:t>edad</w:t>
-            </w:r>
-          </w:p>
-        </w:tc>
-        <w:tc>
-          <w:tcPr>
-            <w:tcW w:w="1459" w:type="dxa"/>
-          </w:tcPr>
-          <w:p>
-            <w:pPr>
-              <w:rPr>
-                <w:rFonts w:ascii="Times New Roman" w:hAnsi="Times New Roman" w:cs="Times New Roman"/>
-                <w:sz w:val="24"/>
-              </w:rPr>
-            </w:pPr>
-            <w:r>
-              <w:rPr>
-                <w:rFonts w:ascii="Times New Roman" w:hAnsi="Times New Roman" w:cs="Times New Roman"/>
-                <w:sz w:val="24"/>
-              </w:rPr>
-              <w:t>2</w:t>
-            </w:r>
-          </w:p>
-        </w:tc>
-        <w:tc>
-          <w:tcPr>
-            <w:tcW w:w="1417" w:type="dxa"/>
-          </w:tcPr>
-          <w:p>
-            <w:pPr>
-              <w:rPr>
-                <w:rFonts w:ascii="Times New Roman" w:hAnsi="Times New Roman" w:cs="Times New Roman"/>
-                <w:sz w:val="24"/>
-              </w:rPr>
-            </w:pPr>
-            <w:proofErr w:type="spellStart"/>
-            <w:r>
-              <w:rPr>
-                <w:rFonts w:ascii="Times New Roman" w:hAnsi="Times New Roman" w:cs="Times New Roman"/>
-                <w:sz w:val="24"/>
-              </w:rPr>
-              <w:t>text</w:t>
-            </w:r>
-            <w:proofErr w:type="spellEnd"/>
-          </w:p>
-        </w:tc>
-        <w:tc>
-          <w:tcPr>
-            <w:tcW w:w="7194" w:type="dxa"/>
-          </w:tcPr>
-          <w:p>
-            <w:pPr>
-              <w:rPr>
-                <w:rFonts w:ascii="Times New Roman" w:hAnsi="Times New Roman" w:cs="Times New Roman"/>
-                <w:sz w:val="24"/>
-              </w:rPr>
-            </w:pPr>
-            <w:r>
-              <w:rPr>
-                <w:rFonts w:ascii="Times New Roman" w:hAnsi="Times New Roman" w:cs="Times New Roman"/>
-                <w:sz w:val="24"/>
-              </w:rPr>
-              <w:t>Edad del cliente (mayor de edad)</w:t>
+            <w:r>
+              <w:t>ID del servicio que se va a prestar</w:t>
             </w:r>
           </w:p>
         </w:tc>
       </w:tr>
     </w:tbl>
     <w:p/>
-    <w:p>
-      <w:r>
-        <w:t>Cita</w:t>
-      </w:r>
-    </w:p>
+    <w:p/>
+    <w:p/>
+    <w:p/>
+    <w:p/>
+    <w:p/>
+    <w:p/>
+    <w:p/>
+    <w:p/>
+    <w:p/>
+    <w:p/>
+    <w:p/>
     <w:tbl>
       <w:tblPr>
         <w:tblStyle w:val="Tablaconcuadrcula"/>
+        <w:tblpPr w:leftFromText="141" w:rightFromText="141" w:vertAnchor="page" w:horzAnchor="margin" w:tblpY="19543"/>
         <w:tblW w:w="0" w:type="auto"/>
         <w:tblLook w:val="04A0" w:firstRow="1" w:lastRow="0" w:firstColumn="1" w:lastColumn="0" w:noHBand="0" w:noVBand="1"/>
       </w:tblPr>
@@ -1310,9 +4077,28 @@
             <w:tcW w:w="3356" w:type="dxa"/>
           </w:tcPr>
           <w:p>
-            <w:r>
-              <w:t>PK ID Cita</w:t>
-            </w:r>
+            <w:pPr>
+              <w:rPr>
+                <w:rFonts w:ascii="Times New Roman" w:hAnsi="Times New Roman" w:cs="Times New Roman"/>
+                <w:sz w:val="24"/>
+              </w:rPr>
+            </w:pPr>
+            <w:r>
+              <w:rPr>
+                <w:rFonts w:ascii="Times New Roman" w:hAnsi="Times New Roman" w:cs="Times New Roman"/>
+                <w:sz w:val="24"/>
+              </w:rPr>
+              <w:t xml:space="preserve">PK </w:t>
+            </w:r>
+            <w:proofErr w:type="spellStart"/>
+            <w:r>
+              <w:rPr>
+                <w:rFonts w:ascii="Times New Roman" w:hAnsi="Times New Roman" w:cs="Times New Roman"/>
+                <w:sz w:val="24"/>
+              </w:rPr>
+              <w:t>ID_local</w:t>
+            </w:r>
+            <w:proofErr w:type="spellEnd"/>
           </w:p>
         </w:tc>
         <w:tc>
@@ -1320,7 +4106,17 @@
             <w:tcW w:w="1459" w:type="dxa"/>
           </w:tcPr>
           <w:p>
-            <w:r>
+            <w:pPr>
+              <w:rPr>
+                <w:rFonts w:ascii="Times New Roman" w:hAnsi="Times New Roman" w:cs="Times New Roman"/>
+                <w:sz w:val="24"/>
+              </w:rPr>
+            </w:pPr>
+            <w:r>
+              <w:rPr>
+                <w:rFonts w:ascii="Times New Roman" w:hAnsi="Times New Roman" w:cs="Times New Roman"/>
+                <w:sz w:val="24"/>
+              </w:rPr>
               <w:t>30</w:t>
             </w:r>
           </w:p>
@@ -1330,8 +4126,18 @@
             <w:tcW w:w="1417" w:type="dxa"/>
           </w:tcPr>
           <w:p>
+            <w:pPr>
+              <w:rPr>
+                <w:rFonts w:ascii="Times New Roman" w:hAnsi="Times New Roman" w:cs="Times New Roman"/>
+                <w:sz w:val="24"/>
+              </w:rPr>
+            </w:pPr>
             <w:proofErr w:type="spellStart"/>
             <w:r>
+              <w:rPr>
+                <w:rFonts w:ascii="Times New Roman" w:hAnsi="Times New Roman" w:cs="Times New Roman"/>
+                <w:sz w:val="24"/>
+              </w:rPr>
               <w:t>Int</w:t>
             </w:r>
             <w:proofErr w:type="spellEnd"/>
@@ -1342,8 +4148,18 @@
             <w:tcW w:w="7194" w:type="dxa"/>
           </w:tcPr>
           <w:p>
-            <w:r>
-              <w:t>Id de la cita agendada</w:t>
+            <w:pPr>
+              <w:rPr>
+                <w:rFonts w:ascii="Times New Roman" w:hAnsi="Times New Roman" w:cs="Times New Roman"/>
+                <w:sz w:val="24"/>
+              </w:rPr>
+            </w:pPr>
+            <w:r>
+              <w:rPr>
+                <w:rFonts w:ascii="Times New Roman" w:hAnsi="Times New Roman" w:cs="Times New Roman"/>
+                <w:sz w:val="24"/>
+              </w:rPr>
+              <w:t>ID del local en donde se trabaja</w:t>
             </w:r>
           </w:p>
         </w:tc>
@@ -1354,8 +4170,18 @@
             <w:tcW w:w="3356" w:type="dxa"/>
           </w:tcPr>
           <w:p>
-            <w:r>
-              <w:t>Fecha</w:t>
+            <w:pPr>
+              <w:rPr>
+                <w:rFonts w:ascii="Times New Roman" w:hAnsi="Times New Roman" w:cs="Times New Roman"/>
+                <w:sz w:val="24"/>
+              </w:rPr>
+            </w:pPr>
+            <w:r>
+              <w:rPr>
+                <w:rFonts w:ascii="Times New Roman" w:hAnsi="Times New Roman" w:cs="Times New Roman"/>
+                <w:sz w:val="24"/>
+              </w:rPr>
+              <w:t>Nombre</w:t>
             </w:r>
           </w:p>
         </w:tc>
@@ -1364,8 +4190,18 @@
             <w:tcW w:w="1459" w:type="dxa"/>
           </w:tcPr>
           <w:p>
-            <w:r>
-              <w:t>10</w:t>
+            <w:pPr>
+              <w:rPr>
+                <w:rFonts w:ascii="Times New Roman" w:hAnsi="Times New Roman" w:cs="Times New Roman"/>
+                <w:sz w:val="24"/>
+              </w:rPr>
+            </w:pPr>
+            <w:r>
+              <w:rPr>
+                <w:rFonts w:ascii="Times New Roman" w:hAnsi="Times New Roman" w:cs="Times New Roman"/>
+                <w:sz w:val="24"/>
+              </w:rPr>
+              <w:t>500</w:t>
             </w:r>
           </w:p>
         </w:tc>
@@ -1374,9 +4210,21 @@
             <w:tcW w:w="1417" w:type="dxa"/>
           </w:tcPr>
           <w:p>
-            <w:r>
-              <w:t>date</w:t>
-            </w:r>
+            <w:pPr>
+              <w:rPr>
+                <w:rFonts w:ascii="Times New Roman" w:hAnsi="Times New Roman" w:cs="Times New Roman"/>
+                <w:sz w:val="24"/>
+              </w:rPr>
+            </w:pPr>
+            <w:proofErr w:type="spellStart"/>
+            <w:r>
+              <w:rPr>
+                <w:rFonts w:ascii="Times New Roman" w:hAnsi="Times New Roman" w:cs="Times New Roman"/>
+                <w:sz w:val="24"/>
+              </w:rPr>
+              <w:t>Varchar</w:t>
+            </w:r>
+            <w:proofErr w:type="spellEnd"/>
           </w:p>
         </w:tc>
         <w:tc>
@@ -1384,8 +4232,18 @@
             <w:tcW w:w="7194" w:type="dxa"/>
           </w:tcPr>
           <w:p>
-            <w:r>
-              <w:t>Fecha de la cita</w:t>
+            <w:pPr>
+              <w:rPr>
+                <w:rFonts w:ascii="Times New Roman" w:hAnsi="Times New Roman" w:cs="Times New Roman"/>
+                <w:sz w:val="24"/>
+              </w:rPr>
+            </w:pPr>
+            <w:r>
+              <w:rPr>
+                <w:rFonts w:ascii="Times New Roman" w:hAnsi="Times New Roman" w:cs="Times New Roman"/>
+                <w:sz w:val="24"/>
+              </w:rPr>
+              <w:t>Nombre del local</w:t>
             </w:r>
           </w:p>
         </w:tc>
@@ -1396,8 +4254,18 @@
             <w:tcW w:w="3356" w:type="dxa"/>
           </w:tcPr>
           <w:p>
-            <w:r>
-              <w:t xml:space="preserve">Hora </w:t>
+            <w:pPr>
+              <w:rPr>
+                <w:rFonts w:ascii="Times New Roman" w:hAnsi="Times New Roman" w:cs="Times New Roman"/>
+                <w:sz w:val="24"/>
+              </w:rPr>
+            </w:pPr>
+            <w:r>
+              <w:rPr>
+                <w:rFonts w:ascii="Times New Roman" w:hAnsi="Times New Roman" w:cs="Times New Roman"/>
+                <w:sz w:val="24"/>
+              </w:rPr>
+              <w:t>Dirección</w:t>
             </w:r>
           </w:p>
         </w:tc>
@@ -1406,8 +4274,18 @@
             <w:tcW w:w="1459" w:type="dxa"/>
           </w:tcPr>
           <w:p>
-            <w:r>
-              <w:t>7</w:t>
+            <w:pPr>
+              <w:rPr>
+                <w:rFonts w:ascii="Times New Roman" w:hAnsi="Times New Roman" w:cs="Times New Roman"/>
+                <w:sz w:val="24"/>
+              </w:rPr>
+            </w:pPr>
+            <w:r>
+              <w:rPr>
+                <w:rFonts w:ascii="Times New Roman" w:hAnsi="Times New Roman" w:cs="Times New Roman"/>
+                <w:sz w:val="24"/>
+              </w:rPr>
+              <w:t>500</w:t>
             </w:r>
           </w:p>
         </w:tc>
@@ -1416,8 +4294,18 @@
             <w:tcW w:w="1417" w:type="dxa"/>
           </w:tcPr>
           <w:p>
+            <w:pPr>
+              <w:rPr>
+                <w:rFonts w:ascii="Times New Roman" w:hAnsi="Times New Roman" w:cs="Times New Roman"/>
+                <w:sz w:val="24"/>
+              </w:rPr>
+            </w:pPr>
             <w:proofErr w:type="spellStart"/>
             <w:r>
+              <w:rPr>
+                <w:rFonts w:ascii="Times New Roman" w:hAnsi="Times New Roman" w:cs="Times New Roman"/>
+                <w:sz w:val="24"/>
+              </w:rPr>
               <w:t>text</w:t>
             </w:r>
             <w:proofErr w:type="spellEnd"/>
@@ -1428,8 +4316,18 @@
             <w:tcW w:w="7194" w:type="dxa"/>
           </w:tcPr>
           <w:p>
-            <w:r>
-              <w:t>Hora asignada a la cita</w:t>
+            <w:pPr>
+              <w:rPr>
+                <w:rFonts w:ascii="Times New Roman" w:hAnsi="Times New Roman" w:cs="Times New Roman"/>
+                <w:sz w:val="24"/>
+              </w:rPr>
+            </w:pPr>
+            <w:r>
+              <w:rPr>
+                <w:rFonts w:ascii="Times New Roman" w:hAnsi="Times New Roman" w:cs="Times New Roman"/>
+                <w:sz w:val="24"/>
+              </w:rPr>
+              <w:t>Dirección del local</w:t>
             </w:r>
           </w:p>
         </w:tc>
@@ -1440,8 +4338,18 @@
             <w:tcW w:w="3356" w:type="dxa"/>
           </w:tcPr>
           <w:p>
-            <w:r>
-              <w:t>estado</w:t>
+            <w:pPr>
+              <w:rPr>
+                <w:rFonts w:ascii="Times New Roman" w:hAnsi="Times New Roman" w:cs="Times New Roman"/>
+                <w:sz w:val="24"/>
+              </w:rPr>
+            </w:pPr>
+            <w:r>
+              <w:rPr>
+                <w:rFonts w:ascii="Times New Roman" w:hAnsi="Times New Roman" w:cs="Times New Roman"/>
+                <w:sz w:val="24"/>
+              </w:rPr>
+              <w:t>Teléfono</w:t>
             </w:r>
           </w:p>
         </w:tc>
@@ -1449,16 +4357,42 @@
           <w:tcPr>
             <w:tcW w:w="1459" w:type="dxa"/>
           </w:tcPr>
-          <w:p/>
+          <w:p>
+            <w:pPr>
+              <w:rPr>
+                <w:rFonts w:ascii="Times New Roman" w:hAnsi="Times New Roman" w:cs="Times New Roman"/>
+                <w:sz w:val="24"/>
+              </w:rPr>
+            </w:pPr>
+            <w:r>
+              <w:rPr>
+                <w:rFonts w:ascii="Times New Roman" w:hAnsi="Times New Roman" w:cs="Times New Roman"/>
+                <w:sz w:val="24"/>
+              </w:rPr>
+              <w:t>16</w:t>
+            </w:r>
+          </w:p>
         </w:tc>
         <w:tc>
           <w:tcPr>
             <w:tcW w:w="1417" w:type="dxa"/>
           </w:tcPr>
           <w:p>
-            <w:r>
-              <w:t>bit</w:t>
-            </w:r>
+            <w:pPr>
+              <w:rPr>
+                <w:rFonts w:ascii="Times New Roman" w:hAnsi="Times New Roman" w:cs="Times New Roman"/>
+                <w:sz w:val="24"/>
+              </w:rPr>
+            </w:pPr>
+            <w:proofErr w:type="spellStart"/>
+            <w:r>
+              <w:rPr>
+                <w:rFonts w:ascii="Times New Roman" w:hAnsi="Times New Roman" w:cs="Times New Roman"/>
+                <w:sz w:val="24"/>
+              </w:rPr>
+              <w:t>Varchar</w:t>
+            </w:r>
+            <w:proofErr w:type="spellEnd"/>
           </w:p>
         </w:tc>
         <w:tc>
@@ -1466,8 +4400,18 @@
             <w:tcW w:w="7194" w:type="dxa"/>
           </w:tcPr>
           <w:p>
-            <w:r>
-              <w:t>Estado de la cita</w:t>
+            <w:pPr>
+              <w:rPr>
+                <w:rFonts w:ascii="Times New Roman" w:hAnsi="Times New Roman" w:cs="Times New Roman"/>
+                <w:sz w:val="24"/>
+              </w:rPr>
+            </w:pPr>
+            <w:r>
+              <w:rPr>
+                <w:rFonts w:ascii="Times New Roman" w:hAnsi="Times New Roman" w:cs="Times New Roman"/>
+                <w:sz w:val="24"/>
+              </w:rPr>
+              <w:t>Teléfono fijo del local</w:t>
             </w:r>
           </w:p>
         </w:tc>
@@ -1478,8 +4422,18 @@
             <w:tcW w:w="3356" w:type="dxa"/>
           </w:tcPr>
           <w:p>
-            <w:r>
-              <w:t>FK id cliente</w:t>
+            <w:pPr>
+              <w:rPr>
+                <w:rFonts w:ascii="Times New Roman" w:hAnsi="Times New Roman" w:cs="Times New Roman"/>
+                <w:sz w:val="24"/>
+              </w:rPr>
+            </w:pPr>
+            <w:r>
+              <w:rPr>
+                <w:rFonts w:ascii="Times New Roman" w:hAnsi="Times New Roman" w:cs="Times New Roman"/>
+                <w:sz w:val="24"/>
+              </w:rPr>
+              <w:t>ciudad</w:t>
             </w:r>
           </w:p>
         </w:tc>
@@ -1488,8 +4442,18 @@
             <w:tcW w:w="1459" w:type="dxa"/>
           </w:tcPr>
           <w:p>
-            <w:r>
-              <w:t>30</w:t>
+            <w:pPr>
+              <w:rPr>
+                <w:rFonts w:ascii="Times New Roman" w:hAnsi="Times New Roman" w:cs="Times New Roman"/>
+                <w:sz w:val="24"/>
+              </w:rPr>
+            </w:pPr>
+            <w:r>
+              <w:rPr>
+                <w:rFonts w:ascii="Times New Roman" w:hAnsi="Times New Roman" w:cs="Times New Roman"/>
+                <w:sz w:val="24"/>
+              </w:rPr>
+              <w:t>70</w:t>
             </w:r>
           </w:p>
         </w:tc>
@@ -1498,9 +4462,19 @@
             <w:tcW w:w="1417" w:type="dxa"/>
           </w:tcPr>
           <w:p>
+            <w:pPr>
+              <w:rPr>
+                <w:rFonts w:ascii="Times New Roman" w:hAnsi="Times New Roman" w:cs="Times New Roman"/>
+                <w:sz w:val="24"/>
+              </w:rPr>
+            </w:pPr>
             <w:proofErr w:type="spellStart"/>
             <w:r>
-              <w:t>Int</w:t>
+              <w:rPr>
+                <w:rFonts w:ascii="Times New Roman" w:hAnsi="Times New Roman" w:cs="Times New Roman"/>
+                <w:sz w:val="24"/>
+              </w:rPr>
+              <w:t>text</w:t>
             </w:r>
             <w:proofErr w:type="spellEnd"/>
           </w:p>
@@ -1510,55 +4484,35 @@
             <w:tcW w:w="7194" w:type="dxa"/>
           </w:tcPr>
           <w:p>
-            <w:r>
-              <w:t>ID del cliente al que pertenece la cita</w:t>
-            </w:r>
-          </w:p>
-        </w:tc>
-      </w:tr>
-      <w:tr>
-        <w:tc>
-          <w:tcPr>
-            <w:tcW w:w="3356" w:type="dxa"/>
-          </w:tcPr>
-          <w:p>
-            <w:r>
-              <w:t>FK id servicio</w:t>
-            </w:r>
-          </w:p>
-        </w:tc>
-        <w:tc>
-          <w:tcPr>
-            <w:tcW w:w="1459" w:type="dxa"/>
-          </w:tcPr>
-          <w:p>
-            <w:r>
-              <w:t>30</w:t>
-            </w:r>
-          </w:p>
-        </w:tc>
-        <w:tc>
-          <w:tcPr>
-            <w:tcW w:w="1417" w:type="dxa"/>
-          </w:tcPr>
-          <w:p>
+            <w:pPr>
+              <w:rPr>
+                <w:rFonts w:ascii="Times New Roman" w:hAnsi="Times New Roman" w:cs="Times New Roman"/>
+                <w:sz w:val="24"/>
+              </w:rPr>
+            </w:pPr>
+            <w:r>
+              <w:rPr>
+                <w:rFonts w:ascii="Times New Roman" w:hAnsi="Times New Roman" w:cs="Times New Roman"/>
+                <w:sz w:val="24"/>
+              </w:rPr>
+              <w:t xml:space="preserve">Ciudad en donde </w:t>
+            </w:r>
             <w:proofErr w:type="spellStart"/>
             <w:r>
-              <w:t>int</w:t>
+              <w:rPr>
+                <w:rFonts w:ascii="Times New Roman" w:hAnsi="Times New Roman" w:cs="Times New Roman"/>
+                <w:sz w:val="24"/>
+              </w:rPr>
+              <w:t>esta</w:t>
             </w:r>
             <w:proofErr w:type="spellEnd"/>
-          </w:p>
-        </w:tc>
-        <w:tc>
-          <w:tcPr>
-            <w:tcW w:w="7194" w:type="dxa"/>
-          </w:tcPr>
-          <w:p>
-            <w:r>
-              <w:t>ID del servicio que se va a prestar</w:t>
-            </w:r>
-            <w:bookmarkStart w:id="0" w:name="_GoBack"/>
-            <w:bookmarkEnd w:id="0"/>
+            <w:r>
+              <w:rPr>
+                <w:rFonts w:ascii="Times New Roman" w:hAnsi="Times New Roman" w:cs="Times New Roman"/>
+                <w:sz w:val="24"/>
+              </w:rPr>
+              <w:t xml:space="preserve"> el local</w:t>
+            </w:r>
           </w:p>
         </w:tc>
       </w:tr>
@@ -1566,7 +4520,7 @@
     <w:p/>
     <w:sectPr>
       <w:pgSz w:w="16838" w:h="23811" w:code="8"/>
-      <w:pgMar w:top="1417" w:right="1701" w:bottom="1417" w:left="1701" w:header="708" w:footer="708" w:gutter="0"/>
+      <w:pgMar w:top="720" w:right="720" w:bottom="720" w:left="720" w:header="708" w:footer="708" w:gutter="0"/>
       <w:cols w:space="708"/>
       <w:docGrid w:linePitch="360"/>
     </w:sectPr>
